--- a/filled_docs/individual_task/bachelors/piikn/fourth_year_students/8th_semester/Шелбогашев_Эрик_Сергеевич_Прил 1_ИЗ на практику_Бакалавриат_ПИиКН_8 семестр.docx
+++ b/filled_docs/individual_task/bachelors/piikn/fourth_year_students/8th_semester/Шелбогашев_Эрик_Сергеевич_Прил 1_ИЗ на практику_Бакалавриат_ПИиКН_8 семестр.docx
@@ -1,6 +1,6 @@
 
 <file path=word/document.xml><?xml version="1.0" encoding="utf-8"?>
-<w:document xmlns:wpc="http://schemas.microsoft.com/office/word/2010/wordprocessingCanvas" xmlns:cx="http://schemas.microsoft.com/office/drawing/2014/chartex" xmlns:cx1="http://schemas.microsoft.com/office/drawing/2015/9/8/chartex" xmlns:cx2="http://schemas.microsoft.com/office/drawing/2015/10/21/chartex" xmlns:cx3="http://schemas.microsoft.com/office/drawing/2016/5/9/chartex" xmlns:cx4="http://schemas.microsoft.com/office/drawing/2016/5/10/chartex" xmlns:cx5="http://schemas.microsoft.com/office/drawing/2016/5/11/chartex" xmlns:cx6="http://schemas.microsoft.com/office/drawing/2016/5/12/chartex" xmlns:cx7="http://schemas.microsoft.com/office/drawing/2016/5/13/chartex" xmlns:cx8="http://schemas.microsoft.com/office/drawing/2016/5/14/chartex" xmlns:mc="http://schemas.openxmlformats.org/markup-compatibility/2006" xmlns:aink="http://schemas.microsoft.com/office/drawing/2016/ink" xmlns:am3d="http://schemas.microsoft.com/office/drawing/2017/model3d" xmlns:o="urn:schemas-microsoft-com:office:office" xmlns:r="http://schemas.openxmlformats.org/officeDocument/2006/relationships" xmlns:m="http://schemas.openxmlformats.org/officeDocument/2006/math" xmlns:v="urn:schemas-microsoft-com:vml" xmlns:wp14="http://schemas.microsoft.com/office/word/2010/wordprocessingDrawing" xmlns:wp="http://schemas.openxmlformats.org/drawingml/2006/wordprocessingDrawing" xmlns:w10="urn:schemas-microsoft-com:office:word" xmlns:w="http://schemas.openxmlformats.org/wordprocessingml/2006/main" xmlns:w14="http://schemas.microsoft.com/office/word/2010/wordml" xmlns:w15="http://schemas.microsoft.com/office/word/2012/wordml" xmlns:w16cex="http://schemas.microsoft.com/office/word/2018/wordml/cex" xmlns:w16cid="http://schemas.microsoft.com/office/word/2016/wordml/cid" xmlns:w16="http://schemas.microsoft.com/office/word/2018/wordml" xmlns:w16sdtdh="http://schemas.microsoft.com/office/word/2020/wordml/sdtdatahash" xmlns:w16se="http://schemas.microsoft.com/office/word/2015/wordml/symex" xmlns:wpg="http://schemas.microsoft.com/office/word/2010/wordprocessingGroup" xmlns:wpi="http://schemas.microsoft.com/office/word/2010/wordprocessingInk" xmlns:wne="http://schemas.microsoft.com/office/word/2006/wordml" xmlns:wps="http://schemas.microsoft.com/office/word/2010/wordprocessingShape" mc:Ignorable="w14 w15 w16se w16cid w16 w16cex w16sdtdh wp14">
+<w:document xmlns:wpc="http://schemas.microsoft.com/office/word/2010/wordprocessingCanvas" xmlns:mc="http://schemas.openxmlformats.org/markup-compatibility/2006" xmlns:o="urn:schemas-microsoft-com:office:office" xmlns:r="http://schemas.openxmlformats.org/officeDocument/2006/relationships" xmlns:m="http://schemas.openxmlformats.org/officeDocument/2006/math" xmlns:v="urn:schemas-microsoft-com:vml" xmlns:wp14="http://schemas.microsoft.com/office/word/2010/wordprocessingDrawing" xmlns:wp="http://schemas.openxmlformats.org/drawingml/2006/wordprocessingDrawing" xmlns:w10="urn:schemas-microsoft-com:office:word" xmlns:w="http://schemas.openxmlformats.org/wordprocessingml/2006/main" xmlns:w14="http://schemas.microsoft.com/office/word/2010/wordml" xmlns:wpg="http://schemas.microsoft.com/office/word/2010/wordprocessingGroup" xmlns:wpi="http://schemas.microsoft.com/office/word/2010/wordprocessingInk" xmlns:wne="http://schemas.microsoft.com/office/word/2006/wordml" xmlns:wps="http://schemas.microsoft.com/office/word/2010/wordprocessingShape" mc:Ignorable="w14 wp14">
   <w:body>
     <w:p>
       <w:pPr>
@@ -882,31 +882,45 @@
           <w:szCs w:val="24"/>
         </w:rPr>
       </w:pPr>
+      <w:r>
+        <w:rPr>
+          <w:rFonts w:ascii="Times New Roman" w:eastAsia="Times New Roman" w:hAnsi="Times New Roman" w:cs="Times New Roman"/>
+          <w:b/>
+        </w:rPr>
+        <w:t xml:space="preserve">Обучающегося </w:t>
+      </w:r>
       <w:proofErr w:type="spellStart"/>
       <w:r>
         <w:rPr>
           <w:rFonts w:ascii="Times New Roman" w:eastAsia="Times New Roman" w:hAnsi="Times New Roman" w:cs="Times New Roman"/>
-          <w:b/>
-        </w:rPr>
-        <w:t>Обучающегося</w:t>
+          <w:u w:val="single"/>
+        </w:rPr>
+        <w:t>Шелбогашева</w:t>
       </w:r>
       <w:proofErr w:type="spellEnd"/>
       <w:r>
         <w:rPr>
           <w:rFonts w:ascii="Times New Roman" w:eastAsia="Times New Roman" w:hAnsi="Times New Roman" w:cs="Times New Roman"/>
-          <w:b/>
+          <w:u w:val="single"/>
+        </w:rPr>
+        <w:t xml:space="preserve"> Эрика Сергеевича</w:t>
+      </w:r>
+      <w:r>
+        <w:rPr>
+          <w:rFonts w:ascii="Times New Roman" w:eastAsia="Times New Roman" w:hAnsi="Times New Roman" w:cs="Times New Roman"/>
+          <w:b/>
+          <w:sz w:val="24"/>
+          <w:szCs w:val="24"/>
         </w:rPr>
         <w:t xml:space="preserve"> </w:t>
       </w:r>
-      <w:proofErr w:type="spellStart"/>
       <w:r>
         <w:rPr>
           <w:rFonts w:ascii="Times New Roman" w:eastAsia="Times New Roman" w:hAnsi="Times New Roman" w:cs="Times New Roman"/>
-          <w:u w:val="single"/>
-        </w:rPr>
-        <w:t>Шелбогашева Эрика Сергеевича</w:t>
-      </w:r>
-      <w:proofErr w:type="spellEnd"/>
+          <w:b/>
+        </w:rPr>
+        <w:t>группа №</w:t>
+      </w:r>
       <w:r>
         <w:rPr>
           <w:rFonts w:ascii="Times New Roman" w:eastAsia="Times New Roman" w:hAnsi="Times New Roman" w:cs="Times New Roman"/>
@@ -919,28 +933,10 @@
       <w:r>
         <w:rPr>
           <w:rFonts w:ascii="Times New Roman" w:eastAsia="Times New Roman" w:hAnsi="Times New Roman" w:cs="Times New Roman"/>
-          <w:b/>
-        </w:rPr>
-        <w:t>группа №</w:t>
-      </w:r>
-      <w:r>
-        <w:rPr>
-          <w:rFonts w:ascii="Times New Roman" w:eastAsia="Times New Roman" w:hAnsi="Times New Roman" w:cs="Times New Roman"/>
-          <w:b/>
-          <w:sz w:val="24"/>
-          <w:szCs w:val="24"/>
-        </w:rPr>
-        <w:t xml:space="preserve"> </w:t>
-      </w:r>
-      <w:proofErr w:type="spellStart"/>
-      <w:r>
-        <w:rPr>
-          <w:rFonts w:ascii="Times New Roman" w:eastAsia="Times New Roman" w:hAnsi="Times New Roman" w:cs="Times New Roman"/>
           <w:u w:val="single"/>
         </w:rPr>
         <w:t>21207</w:t>
       </w:r>
-      <w:proofErr w:type="spellEnd"/>
     </w:p>
     <w:p>
       <w:pPr>
@@ -1034,10 +1030,9 @@
           <w:rFonts w:ascii="Times New Roman" w:eastAsia="Calibri" w:hAnsi="Times New Roman" w:cs="Times New Roman"/>
           <w:sz w:val="24"/>
           <w:szCs w:val="24"/>
-          <w:highlight w:val="yellow"/>
-          <w:lang w:eastAsia="ru-RU"/>
-        </w:rPr>
-        <w:t>одинаковая во всех трёх документах: в индивидуальном задании, отчете и отзыве!</w:t>
+          <w:lang w:eastAsia="ru-RU"/>
+        </w:rPr>
+        <w:t>разработка системы</w:t>
       </w:r>
     </w:p>
     <w:p>
@@ -1082,15 +1077,29 @@
         </w:rPr>
         <w:t xml:space="preserve"> </w:t>
       </w:r>
+      <w:r>
+        <w:rPr>
+          <w:rFonts w:ascii="Times New Roman" w:eastAsia="Times New Roman" w:hAnsi="Times New Roman" w:cs="Times New Roman"/>
+          <w:u w:val="single"/>
+        </w:rPr>
+        <w:t xml:space="preserve">ФГБНУ "Научно-исследовательский институт </w:t>
+      </w:r>
       <w:proofErr w:type="spellStart"/>
       <w:r>
         <w:rPr>
           <w:rFonts w:ascii="Times New Roman" w:eastAsia="Times New Roman" w:hAnsi="Times New Roman" w:cs="Times New Roman"/>
           <w:u w:val="single"/>
         </w:rPr>
-        <w:t>ФГБНУ "Научно-исследовательский институт нейронаук и медицины", Лаборатория дифференциальной психофизиологии, 630117, Новосибирская обл., Новосибирск, ул. Тимакова, 4</w:t>
+        <w:t>нейронаук</w:t>
       </w:r>
       <w:proofErr w:type="spellEnd"/>
+      <w:r>
+        <w:rPr>
+          <w:rFonts w:ascii="Times New Roman" w:eastAsia="Times New Roman" w:hAnsi="Times New Roman" w:cs="Times New Roman"/>
+          <w:u w:val="single"/>
+        </w:rPr>
+        <w:t xml:space="preserve"> и медицины", Лаборатория дифференциальной психофизиологии, 630117, Новосибирская обл., Новосибирск, ул. Тимакова, 4</w:t>
+      </w:r>
     </w:p>
     <w:p>
       <w:pPr>
@@ -1473,7 +1482,6 @@
         </w:rPr>
         <w:t xml:space="preserve"> </w:t>
       </w:r>
-      <w:proofErr w:type="spellStart"/>
       <w:r>
         <w:rPr>
           <w:rFonts w:ascii="Times New Roman" w:eastAsia="Times New Roman" w:hAnsi="Times New Roman" w:cs="Times New Roman"/>
@@ -1481,14 +1489,12 @@
         </w:rPr>
         <w:t>Савостьянов Александр Николаевич</w:t>
       </w:r>
-      <w:proofErr w:type="spellEnd"/>
       <w:r>
         <w:rPr>
           <w:rFonts w:ascii="Times New Roman" w:eastAsia="Times New Roman" w:hAnsi="Times New Roman" w:cs="Times New Roman"/>
         </w:rPr>
         <w:t xml:space="preserve">         </w:t>
       </w:r>
-      <w:proofErr w:type="spellStart"/>
       <w:r>
         <w:rPr>
           <w:rFonts w:ascii="Times New Roman" w:eastAsia="Times New Roman" w:hAnsi="Times New Roman" w:cs="Times New Roman"/>
@@ -1496,7 +1502,6 @@
         </w:rPr>
         <w:t>профессор</w:t>
       </w:r>
-      <w:proofErr w:type="spellEnd"/>
     </w:p>
     <w:p>
       <w:pPr>
@@ -1638,7 +1643,6 @@
         </w:rPr>
         <w:t xml:space="preserve"> </w:t>
       </w:r>
-      <w:proofErr w:type="spellStart"/>
       <w:r>
         <w:rPr>
           <w:rFonts w:ascii="Times New Roman" w:eastAsia="Times New Roman" w:hAnsi="Times New Roman" w:cs="Times New Roman"/>
@@ -1646,14 +1650,12 @@
         </w:rPr>
         <w:t>Савостьянов Александр Николаевич</w:t>
       </w:r>
-      <w:proofErr w:type="spellEnd"/>
       <w:r>
         <w:rPr>
           <w:rFonts w:ascii="Times New Roman" w:eastAsia="Times New Roman" w:hAnsi="Times New Roman" w:cs="Times New Roman"/>
         </w:rPr>
         <w:t xml:space="preserve">               </w:t>
       </w:r>
-      <w:proofErr w:type="spellStart"/>
       <w:r>
         <w:rPr>
           <w:rFonts w:ascii="Times New Roman" w:eastAsia="Times New Roman" w:hAnsi="Times New Roman" w:cs="Times New Roman"/>
@@ -1661,7 +1663,6 @@
         </w:rPr>
         <w:t>профессор</w:t>
       </w:r>
-      <w:proofErr w:type="spellEnd"/>
     </w:p>
     <w:p>
       <w:pPr>
@@ -1744,9 +1745,8 @@
           <w:vertAlign w:val="superscript"/>
           <w:lang w:eastAsia="ru-RU"/>
         </w:rPr>
-        <w:t xml:space="preserve">                                       </w:t>
-      </w:r>
-      <w:proofErr w:type="gramStart"/>
+        <w:t xml:space="preserve">                                          </w:t>
+      </w:r>
       <w:r>
         <w:rPr>
           <w:rFonts w:ascii="Times New Roman" w:eastAsia="Calibri" w:hAnsi="Times New Roman" w:cs="Times New Roman"/>
@@ -1755,28 +1755,7 @@
           <w:vertAlign w:val="superscript"/>
           <w:lang w:eastAsia="ru-RU"/>
         </w:rPr>
-        <w:t xml:space="preserve">   </w:t>
-      </w:r>
-      <w:r>
-        <w:rPr>
-          <w:rFonts w:ascii="Times New Roman" w:eastAsia="Calibri" w:hAnsi="Times New Roman" w:cs="Times New Roman"/>
-          <w:sz w:val="24"/>
-          <w:szCs w:val="24"/>
-          <w:vertAlign w:val="superscript"/>
-          <w:lang w:eastAsia="ru-RU"/>
-        </w:rPr>
-        <w:t>(</w:t>
-      </w:r>
-      <w:proofErr w:type="gramEnd"/>
-      <w:r>
-        <w:rPr>
-          <w:rFonts w:ascii="Times New Roman" w:eastAsia="Calibri" w:hAnsi="Times New Roman" w:cs="Times New Roman"/>
-          <w:sz w:val="24"/>
-          <w:szCs w:val="24"/>
-          <w:vertAlign w:val="superscript"/>
-          <w:lang w:eastAsia="ru-RU"/>
-        </w:rPr>
-        <w:t>д</w:t>
+        <w:t>(д</w:t>
       </w:r>
       <w:r>
         <w:rPr>
@@ -1977,6 +1956,7 @@
           <w:b/>
           <w:lang w:eastAsia="ru-RU"/>
         </w:rPr>
+        <w:lastRenderedPageBreak/>
         <w:t xml:space="preserve">2. </w:t>
       </w:r>
       <w:r>
@@ -2277,10 +2257,9 @@
                 <w:color w:val="FF0000"/>
                 <w:sz w:val="18"/>
                 <w:szCs w:val="18"/>
-                <w:highlight w:val="yellow"/>
-                <w:lang w:eastAsia="ru-RU"/>
-              </w:rPr>
-              <w:t>Продолжительность не более 2 дней</w:t>
+                <w:lang w:eastAsia="ru-RU"/>
+              </w:rPr>
+              <w:t>05</w:t>
             </w:r>
             <w:r>
               <w:rPr>
@@ -2289,10 +2268,9 @@
                 <w:color w:val="FF0000"/>
                 <w:sz w:val="18"/>
                 <w:szCs w:val="18"/>
-                <w:highlight w:val="yellow"/>
-                <w:lang w:eastAsia="ru-RU"/>
-              </w:rPr>
-              <w:t xml:space="preserve"> от начала практики</w:t>
+                <w:lang w:eastAsia="ru-RU"/>
+              </w:rPr>
+              <w:t>.02.2025</w:t>
             </w:r>
           </w:p>
         </w:tc>
@@ -2596,11 +2574,9 @@
                 <w:highlight w:val="yellow"/>
                 <w:lang w:eastAsia="ru-RU"/>
               </w:rPr>
-              <w:t>Свой срок для каждого этапа</w:t>
+              <w:t>04</w:t>
             </w:r>
-          </w:p>
-          <w:p>
-            <w:pPr>
+            <w:r>
               <w:rPr>
                 <w:rFonts w:ascii="Times New Roman" w:eastAsia="Calibri" w:hAnsi="Times New Roman" w:cs="Times New Roman"/>
                 <w:color w:val="FF0000"/>
@@ -2609,123 +2585,7 @@
                 <w:highlight w:val="yellow"/>
                 <w:lang w:eastAsia="ru-RU"/>
               </w:rPr>
-            </w:pPr>
-          </w:p>
-          <w:p>
-            <w:pPr>
-              <w:rPr>
-                <w:rFonts w:ascii="Times New Roman" w:eastAsia="Calibri" w:hAnsi="Times New Roman" w:cs="Times New Roman"/>
-                <w:color w:val="FF0000"/>
-                <w:sz w:val="18"/>
-                <w:szCs w:val="18"/>
-                <w:highlight w:val="yellow"/>
-                <w:lang w:eastAsia="ru-RU"/>
-              </w:rPr>
-            </w:pPr>
-          </w:p>
-          <w:p>
-            <w:pPr>
-              <w:rPr>
-                <w:rFonts w:ascii="Times New Roman" w:eastAsia="Calibri" w:hAnsi="Times New Roman" w:cs="Times New Roman"/>
-                <w:color w:val="FF0000"/>
-                <w:sz w:val="18"/>
-                <w:szCs w:val="18"/>
-                <w:highlight w:val="yellow"/>
-                <w:lang w:eastAsia="ru-RU"/>
-              </w:rPr>
-            </w:pPr>
-          </w:p>
-          <w:p>
-            <w:pPr>
-              <w:rPr>
-                <w:rFonts w:ascii="Times New Roman" w:eastAsia="Calibri" w:hAnsi="Times New Roman" w:cs="Times New Roman"/>
-                <w:color w:val="FF0000"/>
-                <w:sz w:val="18"/>
-                <w:szCs w:val="18"/>
-                <w:highlight w:val="yellow"/>
-                <w:lang w:eastAsia="ru-RU"/>
-              </w:rPr>
-            </w:pPr>
-            <w:r>
-              <w:rPr>
-                <w:rFonts w:ascii="Times New Roman" w:eastAsia="Calibri" w:hAnsi="Times New Roman" w:cs="Times New Roman"/>
-                <w:color w:val="FF0000"/>
-                <w:sz w:val="18"/>
-                <w:szCs w:val="18"/>
-                <w:highlight w:val="yellow"/>
-                <w:lang w:eastAsia="ru-RU"/>
-              </w:rPr>
-              <w:t>Срок</w:t>
-            </w:r>
-          </w:p>
-          <w:p>
-            <w:pPr>
-              <w:rPr>
-                <w:rFonts w:ascii="Times New Roman" w:eastAsia="Calibri" w:hAnsi="Times New Roman" w:cs="Times New Roman"/>
-                <w:color w:val="FF0000"/>
-                <w:sz w:val="18"/>
-                <w:szCs w:val="18"/>
-                <w:highlight w:val="yellow"/>
-                <w:lang w:eastAsia="ru-RU"/>
-              </w:rPr>
-            </w:pPr>
-          </w:p>
-          <w:p>
-            <w:pPr>
-              <w:rPr>
-                <w:rFonts w:ascii="Times New Roman" w:eastAsia="Calibri" w:hAnsi="Times New Roman" w:cs="Times New Roman"/>
-                <w:color w:val="FF0000"/>
-                <w:sz w:val="18"/>
-                <w:szCs w:val="18"/>
-                <w:highlight w:val="yellow"/>
-                <w:lang w:eastAsia="ru-RU"/>
-              </w:rPr>
-            </w:pPr>
-            <w:r>
-              <w:rPr>
-                <w:rFonts w:ascii="Times New Roman" w:eastAsia="Calibri" w:hAnsi="Times New Roman" w:cs="Times New Roman"/>
-                <w:color w:val="FF0000"/>
-                <w:sz w:val="18"/>
-                <w:szCs w:val="18"/>
-                <w:highlight w:val="yellow"/>
-                <w:lang w:eastAsia="ru-RU"/>
-              </w:rPr>
-              <w:t>Срок</w:t>
-            </w:r>
-          </w:p>
-          <w:p>
-            <w:pPr>
-              <w:rPr>
-                <w:rFonts w:ascii="Times New Roman" w:eastAsia="Calibri" w:hAnsi="Times New Roman" w:cs="Times New Roman"/>
-                <w:color w:val="FF0000"/>
-                <w:sz w:val="18"/>
-                <w:szCs w:val="18"/>
-                <w:highlight w:val="yellow"/>
-                <w:lang w:eastAsia="ru-RU"/>
-              </w:rPr>
-            </w:pPr>
-          </w:p>
-          <w:p>
-            <w:pPr>
-              <w:rPr>
-                <w:rFonts w:ascii="Times New Roman" w:eastAsia="Calibri" w:hAnsi="Times New Roman" w:cs="Times New Roman"/>
-                <w:color w:val="FF0000"/>
-                <w:sz w:val="18"/>
-                <w:szCs w:val="18"/>
-                <w:highlight w:val="yellow"/>
-                <w:lang w:eastAsia="ru-RU"/>
-              </w:rPr>
-            </w:pPr>
-            <w:r>
-              <w:rPr>
-                <w:rFonts w:ascii="Times New Roman" w:eastAsia="Calibri" w:hAnsi="Times New Roman" w:cs="Times New Roman"/>
-                <w:color w:val="FF0000"/>
-                <w:sz w:val="18"/>
-                <w:szCs w:val="18"/>
-                <w:highlight w:val="yellow"/>
-                <w:lang w:eastAsia="ru-RU"/>
-              </w:rPr>
-              <w:t>Срок</w:t>
+              <w:t>.02.2025</w:t>
             </w:r>
           </w:p>
           <w:p>
@@ -2766,11 +2626,9 @@
                 <w:highlight w:val="yellow"/>
                 <w:lang w:eastAsia="ru-RU"/>
               </w:rPr>
-              <w:t>Содержание работ должно быть конкретизировано и отражать непосредственную деятельность, связанную с целями практики, запланированными результатами обучения (указать все индикаторы достижения компетенций из программы практики в привязке к содержанию работ) и темой задания на практику.</w:t>
+              <w:t>вцвцвцвц</w:t>
             </w:r>
-          </w:p>
-          <w:p>
-            <w:pPr>
+            <w:r>
               <w:rPr>
                 <w:rFonts w:ascii="Times New Roman" w:eastAsia="Calibri" w:hAnsi="Times New Roman" w:cs="Times New Roman"/>
                 <w:i/>
@@ -2780,174 +2638,7 @@
                 <w:highlight w:val="yellow"/>
                 <w:lang w:eastAsia="ru-RU"/>
               </w:rPr>
-            </w:pPr>
-          </w:p>
-          <w:p>
-            <w:pPr>
-              <w:rPr>
-                <w:rFonts w:ascii="Times New Roman" w:eastAsia="Calibri" w:hAnsi="Times New Roman" w:cs="Times New Roman"/>
-                <w:i/>
-                <w:color w:val="FF0000"/>
-                <w:sz w:val="18"/>
-                <w:szCs w:val="18"/>
-                <w:highlight w:val="yellow"/>
-                <w:lang w:eastAsia="ru-RU"/>
-              </w:rPr>
-            </w:pPr>
-            <w:r>
-              <w:rPr>
-                <w:rFonts w:ascii="Times New Roman" w:eastAsia="Calibri" w:hAnsi="Times New Roman" w:cs="Times New Roman"/>
-                <w:i/>
-                <w:color w:val="FF0000"/>
-                <w:sz w:val="18"/>
-                <w:szCs w:val="18"/>
-                <w:highlight w:val="yellow"/>
-                <w:lang w:eastAsia="ru-RU"/>
-              </w:rPr>
-              <w:t>Индикаторы достижения компетенций и результаты обучения из программы практики:</w:t>
-            </w:r>
-          </w:p>
-          <w:p>
-            <w:pPr>
-              <w:rPr>
-                <w:rFonts w:ascii="Times New Roman" w:eastAsia="Calibri" w:hAnsi="Times New Roman" w:cs="Times New Roman"/>
-                <w:i/>
-                <w:color w:val="FF0000"/>
-                <w:sz w:val="18"/>
-                <w:szCs w:val="18"/>
-                <w:highlight w:val="yellow"/>
-                <w:lang w:eastAsia="ru-RU"/>
-              </w:rPr>
-            </w:pPr>
-            <w:r>
-              <w:rPr>
-                <w:rFonts w:ascii="Times New Roman" w:eastAsia="Calibri" w:hAnsi="Times New Roman" w:cs="Times New Roman"/>
-                <w:i/>
-                <w:color w:val="FF0000"/>
-                <w:sz w:val="18"/>
-                <w:szCs w:val="18"/>
-                <w:highlight w:val="yellow"/>
-                <w:lang w:eastAsia="ru-RU"/>
-              </w:rPr>
-              <w:t>УК-1.1. Знать: методики сбора и обработки информации; актуальные российские и зарубежные источники информации в сфере профессиональной деятельности; метод системного анализа;</w:t>
-            </w:r>
-          </w:p>
-          <w:p>
-            <w:pPr>
-              <w:rPr>
-                <w:rFonts w:ascii="Times New Roman" w:eastAsia="Calibri" w:hAnsi="Times New Roman" w:cs="Times New Roman"/>
-                <w:i/>
-                <w:color w:val="FF0000"/>
-                <w:sz w:val="18"/>
-                <w:szCs w:val="18"/>
-                <w:highlight w:val="yellow"/>
-                <w:lang w:eastAsia="ru-RU"/>
-              </w:rPr>
-            </w:pPr>
-            <w:r>
-              <w:rPr>
-                <w:rFonts w:ascii="Times New Roman" w:eastAsia="Calibri" w:hAnsi="Times New Roman" w:cs="Times New Roman"/>
-                <w:i/>
-                <w:color w:val="FF0000"/>
-                <w:sz w:val="18"/>
-                <w:szCs w:val="18"/>
-                <w:highlight w:val="yellow"/>
-                <w:lang w:eastAsia="ru-RU"/>
-              </w:rPr>
-              <w:t>УК-6.1. Знать: основные приемы эффективного управления собственным временем; основные методики самоконтроля, саморазвития и самообразования на протяжении всей жизни</w:t>
-            </w:r>
-          </w:p>
-          <w:p>
-            <w:pPr>
-              <w:rPr>
-                <w:rFonts w:ascii="Times New Roman" w:eastAsia="Calibri" w:hAnsi="Times New Roman" w:cs="Times New Roman"/>
-                <w:i/>
-                <w:color w:val="FF0000"/>
-                <w:sz w:val="18"/>
-                <w:szCs w:val="18"/>
-                <w:highlight w:val="yellow"/>
-                <w:lang w:eastAsia="ru-RU"/>
-              </w:rPr>
-            </w:pPr>
-            <w:r>
-              <w:rPr>
-                <w:rFonts w:ascii="Times New Roman" w:eastAsia="Calibri" w:hAnsi="Times New Roman" w:cs="Times New Roman"/>
-                <w:i/>
-                <w:color w:val="FF0000"/>
-                <w:sz w:val="18"/>
-                <w:szCs w:val="18"/>
-                <w:highlight w:val="yellow"/>
-                <w:lang w:eastAsia="ru-RU"/>
-              </w:rPr>
-              <w:t>УК-6.2.</w:t>
-            </w:r>
-            <w:r>
-              <w:rPr>
-                <w:highlight w:val="yellow"/>
-              </w:rPr>
-              <w:t xml:space="preserve"> </w:t>
-            </w:r>
-            <w:r>
-              <w:rPr>
-                <w:rFonts w:ascii="Times New Roman" w:eastAsia="Calibri" w:hAnsi="Times New Roman" w:cs="Times New Roman"/>
-                <w:i/>
-                <w:color w:val="FF0000"/>
-                <w:sz w:val="18"/>
-                <w:szCs w:val="18"/>
-                <w:highlight w:val="yellow"/>
-                <w:lang w:eastAsia="ru-RU"/>
-              </w:rPr>
-              <w:t>Уметь: эффективно планировать и контролировать собственное время; использовать методы саморегуляции, саморазвития и самообучения;</w:t>
-            </w:r>
-          </w:p>
-          <w:p>
-            <w:pPr>
-              <w:rPr>
-                <w:rFonts w:ascii="Times New Roman" w:eastAsia="Calibri" w:hAnsi="Times New Roman" w:cs="Times New Roman"/>
-                <w:i/>
-                <w:color w:val="FF0000"/>
-                <w:sz w:val="18"/>
-                <w:szCs w:val="18"/>
-                <w:highlight w:val="yellow"/>
-                <w:lang w:eastAsia="ru-RU"/>
-              </w:rPr>
-            </w:pPr>
-            <w:r>
-              <w:rPr>
-                <w:rFonts w:ascii="Times New Roman" w:eastAsia="Calibri" w:hAnsi="Times New Roman" w:cs="Times New Roman"/>
-                <w:i/>
-                <w:color w:val="FF0000"/>
-                <w:sz w:val="18"/>
-                <w:szCs w:val="18"/>
-                <w:highlight w:val="yellow"/>
-                <w:lang w:eastAsia="ru-RU"/>
-              </w:rPr>
-              <w:t>УК-6.3. Владеть: методами управления собственным временем; технологиями приобретения, использования и обновления социокультурных и профессиональных знаний, умений, и навыков; методиками саморазвития и самообразования в течение всей жизни.</w:t>
-            </w:r>
-          </w:p>
-          <w:p>
-            <w:pPr>
-              <w:rPr>
-                <w:rFonts w:ascii="Times New Roman" w:eastAsia="Calibri" w:hAnsi="Times New Roman" w:cs="Times New Roman"/>
-                <w:i/>
-                <w:color w:val="FF0000"/>
-                <w:sz w:val="18"/>
-                <w:szCs w:val="18"/>
-                <w:highlight w:val="yellow"/>
-                <w:lang w:eastAsia="ru-RU"/>
-              </w:rPr>
-            </w:pPr>
-            <w:r>
-              <w:rPr>
-                <w:rFonts w:ascii="Times New Roman" w:eastAsia="Calibri" w:hAnsi="Times New Roman" w:cs="Times New Roman"/>
-                <w:i/>
-                <w:color w:val="FF0000"/>
-                <w:sz w:val="18"/>
-                <w:szCs w:val="18"/>
-                <w:highlight w:val="yellow"/>
-                <w:lang w:eastAsia="ru-RU"/>
-              </w:rPr>
-              <w:t>ПКС-2.3. Уметь применять знания в области разработки ПО в предметной области  </w:t>
+              <w:t xml:space="preserve">  </w:t>
             </w:r>
           </w:p>
         </w:tc>
@@ -2963,10 +2654,10 @@
                 <w:color w:val="FF0000"/>
                 <w:sz w:val="18"/>
                 <w:szCs w:val="18"/>
-                <w:highlight w:val="yellow"/>
                 <w:lang w:eastAsia="ru-RU"/>
               </w:rPr>
             </w:pPr>
+            <w:proofErr w:type="spellStart"/>
             <w:r>
               <w:rPr>
                 <w:rFonts w:ascii="Times New Roman" w:eastAsia="Calibri" w:hAnsi="Times New Roman" w:cs="Times New Roman"/>
@@ -2974,122 +2665,11 @@
                 <w:color w:val="FF0000"/>
                 <w:sz w:val="18"/>
                 <w:szCs w:val="18"/>
-                <w:highlight w:val="yellow"/>
-                <w:lang w:eastAsia="ru-RU"/>
-              </w:rPr>
-              <w:t>Описание результатов выполненного задания</w:t>
+                <w:lang w:eastAsia="ru-RU"/>
+              </w:rPr>
+              <w:t>ыйыййый</w:t>
             </w:r>
-            <w:r>
-              <w:rPr>
-                <w:rFonts w:ascii="Times New Roman" w:eastAsia="Calibri" w:hAnsi="Times New Roman" w:cs="Times New Roman"/>
-                <w:i/>
-                <w:color w:val="FF0000"/>
-                <w:sz w:val="18"/>
-                <w:szCs w:val="18"/>
-                <w:highlight w:val="yellow"/>
-                <w:lang w:eastAsia="ru-RU"/>
-              </w:rPr>
-              <w:t>:</w:t>
-            </w:r>
-            <w:r>
-              <w:rPr>
-                <w:rFonts w:ascii="Times New Roman" w:eastAsia="Calibri" w:hAnsi="Times New Roman" w:cs="Times New Roman"/>
-                <w:i/>
-                <w:color w:val="FF0000"/>
-                <w:sz w:val="18"/>
-                <w:szCs w:val="18"/>
-                <w:highlight w:val="yellow"/>
-                <w:lang w:eastAsia="ru-RU"/>
-              </w:rPr>
-              <w:t xml:space="preserve"> материалы к отчету,</w:t>
-            </w:r>
-          </w:p>
-          <w:p>
-            <w:pPr>
-              <w:rPr>
-                <w:rFonts w:ascii="Times New Roman" w:eastAsia="Calibri" w:hAnsi="Times New Roman" w:cs="Times New Roman"/>
-                <w:i/>
-                <w:color w:val="FF0000"/>
-                <w:sz w:val="18"/>
-                <w:szCs w:val="18"/>
-                <w:highlight w:val="yellow"/>
-                <w:lang w:eastAsia="ru-RU"/>
-              </w:rPr>
-            </w:pPr>
-            <w:r>
-              <w:rPr>
-                <w:rFonts w:ascii="Times New Roman" w:eastAsia="Calibri" w:hAnsi="Times New Roman" w:cs="Times New Roman"/>
-                <w:i/>
-                <w:color w:val="FF0000"/>
-                <w:sz w:val="18"/>
-                <w:szCs w:val="18"/>
-                <w:highlight w:val="yellow"/>
-                <w:lang w:eastAsia="ru-RU"/>
-              </w:rPr>
-              <w:t>текст обзора, аннотации, реферата</w:t>
-            </w:r>
-            <w:r>
-              <w:rPr>
-                <w:rFonts w:ascii="Times New Roman" w:eastAsia="Calibri" w:hAnsi="Times New Roman" w:cs="Times New Roman"/>
-                <w:i/>
-                <w:color w:val="FF0000"/>
-                <w:sz w:val="18"/>
-                <w:szCs w:val="18"/>
-                <w:highlight w:val="yellow"/>
-                <w:lang w:eastAsia="ru-RU"/>
-              </w:rPr>
-              <w:t xml:space="preserve"> (необходимо описать своё) </w:t>
-            </w:r>
-          </w:p>
-          <w:p>
-            <w:pPr>
-              <w:rPr>
-                <w:rFonts w:ascii="Times New Roman" w:eastAsia="Calibri" w:hAnsi="Times New Roman" w:cs="Times New Roman"/>
-                <w:i/>
-                <w:color w:val="FF0000"/>
-                <w:sz w:val="18"/>
-                <w:szCs w:val="18"/>
-                <w:highlight w:val="yellow"/>
-                <w:lang w:eastAsia="ru-RU"/>
-              </w:rPr>
-            </w:pPr>
-          </w:p>
-          <w:p>
-            <w:pPr>
-              <w:rPr>
-                <w:rFonts w:ascii="Times New Roman" w:eastAsia="Calibri" w:hAnsi="Times New Roman" w:cs="Times New Roman"/>
-                <w:i/>
-                <w:color w:val="FF0000"/>
-                <w:sz w:val="18"/>
-                <w:szCs w:val="18"/>
-                <w:highlight w:val="yellow"/>
-                <w:lang w:eastAsia="ru-RU"/>
-              </w:rPr>
-            </w:pPr>
-          </w:p>
-          <w:p>
-            <w:pPr>
-              <w:rPr>
-                <w:rFonts w:ascii="Times New Roman" w:eastAsia="Calibri" w:hAnsi="Times New Roman" w:cs="Times New Roman"/>
-                <w:i/>
-                <w:color w:val="FF0000"/>
-                <w:sz w:val="18"/>
-                <w:szCs w:val="18"/>
-                <w:lang w:eastAsia="ru-RU"/>
-              </w:rPr>
-            </w:pPr>
-            <w:r>
-              <w:rPr>
-                <w:rFonts w:ascii="Times New Roman" w:eastAsia="Calibri" w:hAnsi="Times New Roman" w:cs="Times New Roman"/>
-                <w:i/>
-                <w:color w:val="FF0000"/>
-                <w:sz w:val="18"/>
-                <w:szCs w:val="18"/>
-                <w:highlight w:val="yellow"/>
-                <w:lang w:eastAsia="ru-RU"/>
-              </w:rPr>
-              <w:t>Своя форма отчетности для каждого этапа!</w:t>
-            </w:r>
+            <w:proofErr w:type="spellEnd"/>
           </w:p>
         </w:tc>
       </w:tr>
@@ -3166,10 +2746,23 @@
                 <w:color w:val="FF0000"/>
                 <w:sz w:val="18"/>
                 <w:szCs w:val="18"/>
-                <w:highlight w:val="yellow"/>
-                <w:lang w:eastAsia="ru-RU"/>
-              </w:rPr>
-              <w:t>Продолжительность не более 10 дней до конца практики</w:t>
+                <w:lang w:eastAsia="ru-RU"/>
+              </w:rPr>
+              <w:t>03</w:t>
+            </w:r>
+            <w:bookmarkStart w:id="2" w:name="_GoBack"/>
+            <w:bookmarkEnd w:id="2"/>
+            <w:r>
+              <w:rPr>
+                <w:rFonts w:ascii="Times New Roman" w:eastAsia="Calibri" w:hAnsi="Times New Roman" w:cs="Times New Roman"/>
+                <w:i/>
+                <w:iCs/>
+                <w:color w:val="FF0000"/>
+                <w:sz w:val="18"/>
+                <w:szCs w:val="18"/>
+                <w:lang w:eastAsia="ru-RU"/>
+              </w:rPr>
+              <w:t>.05.2025</w:t>
             </w:r>
           </w:p>
         </w:tc>
@@ -3613,637 +3206,599 @@
         </w:rPr>
         <w:t xml:space="preserve">__ </w:t>
       </w:r>
+      <w:r>
+        <w:rPr>
+          <w:rFonts w:ascii="Times New Roman" w:eastAsia="Times New Roman" w:hAnsi="Times New Roman" w:cs="Times New Roman"/>
+          <w:u w:val="single"/>
+        </w:rPr>
+        <w:t>Савостьянов Александр Николаевич</w:t>
+      </w:r>
+      <w:r>
+        <w:rPr>
+          <w:rFonts w:ascii="Times New Roman" w:eastAsia="Times New Roman" w:hAnsi="Times New Roman" w:cs="Times New Roman"/>
+        </w:rPr>
+        <w:t xml:space="preserve">, </w:t>
+      </w:r>
+      <w:r>
+        <w:rPr>
+          <w:rFonts w:ascii="Times New Roman" w:eastAsia="Times New Roman" w:hAnsi="Times New Roman" w:cs="Times New Roman"/>
+          <w:u w:val="single"/>
+        </w:rPr>
+        <w:t>профессор</w:t>
+      </w:r>
+    </w:p>
+    <w:p>
+      <w:pPr>
+        <w:spacing w:after="0" w:line="240" w:lineRule="auto"/>
+        <w:rPr>
+          <w:rFonts w:ascii="Times New Roman" w:eastAsia="Calibri" w:hAnsi="Times New Roman" w:cs="Times New Roman"/>
+          <w:b/>
+          <w:lang w:eastAsia="ru-RU"/>
+        </w:rPr>
+      </w:pPr>
+      <w:r>
+        <w:rPr>
+          <w:rFonts w:ascii="Times New Roman" w:eastAsia="Calibri" w:hAnsi="Times New Roman" w:cs="Times New Roman"/>
+          <w:b/>
+          <w:lang w:eastAsia="ru-RU"/>
+        </w:rPr>
+        <w:t xml:space="preserve">                                                               </w:t>
+      </w:r>
+      <w:r>
+        <w:rPr>
+          <w:rFonts w:ascii="Times New Roman" w:eastAsia="Calibri" w:hAnsi="Times New Roman" w:cs="Times New Roman"/>
+          <w:sz w:val="24"/>
+          <w:szCs w:val="24"/>
+          <w:lang w:eastAsia="ru-RU"/>
+        </w:rPr>
+        <w:t xml:space="preserve">  </w:t>
+      </w:r>
+      <w:r>
+        <w:rPr>
+          <w:rFonts w:ascii="Times New Roman" w:eastAsia="Calibri" w:hAnsi="Times New Roman" w:cs="Times New Roman"/>
+          <w:sz w:val="16"/>
+          <w:szCs w:val="16"/>
+          <w:lang w:eastAsia="ru-RU"/>
+        </w:rPr>
+        <w:t xml:space="preserve"> </w:t>
+      </w:r>
+      <w:r>
+        <w:rPr>
+          <w:rFonts w:ascii="Times New Roman" w:eastAsia="Calibri" w:hAnsi="Times New Roman" w:cs="Times New Roman"/>
+          <w:sz w:val="16"/>
+          <w:szCs w:val="16"/>
+          <w:lang w:eastAsia="ru-RU"/>
+        </w:rPr>
+        <w:t>(</w:t>
+      </w:r>
+      <w:r>
+        <w:rPr>
+          <w:rFonts w:ascii="Times New Roman" w:eastAsia="Calibri" w:hAnsi="Times New Roman" w:cs="Times New Roman"/>
+          <w:sz w:val="16"/>
+          <w:szCs w:val="16"/>
+          <w:lang w:eastAsia="ru-RU"/>
+        </w:rPr>
+        <w:t>п</w:t>
+      </w:r>
+      <w:r>
+        <w:rPr>
+          <w:rFonts w:ascii="Times New Roman" w:eastAsia="Calibri" w:hAnsi="Times New Roman" w:cs="Times New Roman"/>
+          <w:sz w:val="16"/>
+          <w:szCs w:val="16"/>
+          <w:lang w:eastAsia="ru-RU"/>
+        </w:rPr>
+        <w:t>одпись</w:t>
+      </w:r>
+      <w:r>
+        <w:rPr>
+          <w:rFonts w:ascii="Times New Roman" w:eastAsia="Calibri" w:hAnsi="Times New Roman" w:cs="Times New Roman"/>
+          <w:sz w:val="16"/>
+          <w:szCs w:val="16"/>
+          <w:lang w:eastAsia="ru-RU"/>
+        </w:rPr>
+        <w:t>)</w:t>
+      </w:r>
+      <w:r>
+        <w:rPr>
+          <w:rFonts w:ascii="Times New Roman" w:eastAsia="Calibri" w:hAnsi="Times New Roman" w:cs="Times New Roman"/>
+          <w:sz w:val="16"/>
+          <w:szCs w:val="16"/>
+          <w:lang w:eastAsia="ru-RU"/>
+        </w:rPr>
+        <w:t xml:space="preserve">      </w:t>
+      </w:r>
+      <w:r>
+        <w:rPr>
+          <w:rFonts w:ascii="Times New Roman" w:eastAsia="Calibri" w:hAnsi="Times New Roman" w:cs="Times New Roman"/>
+          <w:sz w:val="16"/>
+          <w:szCs w:val="16"/>
+          <w:lang w:eastAsia="ru-RU"/>
+        </w:rPr>
+        <w:t xml:space="preserve">                        </w:t>
+      </w:r>
+      <w:r>
+        <w:rPr>
+          <w:rFonts w:ascii="Times New Roman" w:eastAsia="Calibri" w:hAnsi="Times New Roman" w:cs="Times New Roman"/>
+          <w:sz w:val="16"/>
+          <w:szCs w:val="16"/>
+          <w:lang w:eastAsia="ru-RU"/>
+        </w:rPr>
+        <w:t xml:space="preserve"> (</w:t>
+      </w:r>
+      <w:r>
+        <w:rPr>
+          <w:rFonts w:ascii="Times New Roman" w:eastAsia="Calibri" w:hAnsi="Times New Roman" w:cs="Times New Roman"/>
+          <w:sz w:val="16"/>
+          <w:szCs w:val="16"/>
+          <w:lang w:eastAsia="ru-RU"/>
+        </w:rPr>
+        <w:t>ФИО, должность)</w:t>
+      </w:r>
+    </w:p>
+    <w:p>
+      <w:pPr>
+        <w:spacing w:after="0" w:line="240" w:lineRule="auto"/>
+        <w:rPr>
+          <w:rFonts w:ascii="Times New Roman" w:eastAsia="Calibri" w:hAnsi="Times New Roman" w:cs="Times New Roman"/>
+          <w:b/>
+          <w:lang w:eastAsia="ru-RU"/>
+        </w:rPr>
+      </w:pPr>
+      <w:r>
+        <w:rPr>
+          <w:rFonts w:ascii="Times New Roman" w:eastAsia="Calibri" w:hAnsi="Times New Roman" w:cs="Times New Roman"/>
+          <w:b/>
+          <w:lang w:eastAsia="ru-RU"/>
+        </w:rPr>
+        <w:t xml:space="preserve">Руководитель </w:t>
+      </w:r>
+      <w:r>
+        <w:rPr>
+          <w:rFonts w:ascii="Times New Roman" w:eastAsia="Calibri" w:hAnsi="Times New Roman" w:cs="Times New Roman"/>
+          <w:b/>
+          <w:lang w:eastAsia="ru-RU"/>
+        </w:rPr>
+        <w:t xml:space="preserve">ВКР: </w:t>
+      </w:r>
+      <w:r>
+        <w:rPr>
+          <w:rFonts w:ascii="Times New Roman" w:eastAsia="Calibri" w:hAnsi="Times New Roman" w:cs="Times New Roman"/>
+          <w:b/>
+          <w:lang w:eastAsia="ru-RU"/>
+        </w:rPr>
+        <w:t>__________</w:t>
+      </w:r>
+      <w:r>
+        <w:rPr>
+          <w:rFonts w:ascii="Times New Roman" w:eastAsia="Calibri" w:hAnsi="Times New Roman" w:cs="Times New Roman"/>
+          <w:b/>
+          <w:lang w:eastAsia="ru-RU"/>
+        </w:rPr>
+        <w:t xml:space="preserve">_ </w:t>
+      </w:r>
+      <w:r>
+        <w:rPr>
+          <w:rFonts w:ascii="Times New Roman" w:eastAsia="Times New Roman" w:hAnsi="Times New Roman" w:cs="Times New Roman"/>
+          <w:u w:val="single"/>
+        </w:rPr>
+        <w:t>Савостьянов Александр Николаевич</w:t>
+      </w:r>
+      <w:r>
+        <w:rPr>
+          <w:rFonts w:ascii="Times New Roman" w:eastAsia="Times New Roman" w:hAnsi="Times New Roman" w:cs="Times New Roman"/>
+          <w:sz w:val="24"/>
+          <w:szCs w:val="24"/>
+        </w:rPr>
+        <w:t xml:space="preserve">, </w:t>
+      </w:r>
+      <w:r>
+        <w:rPr>
+          <w:rFonts w:ascii="Times New Roman" w:eastAsia="Times New Roman" w:hAnsi="Times New Roman" w:cs="Times New Roman"/>
+          <w:u w:val="single"/>
+        </w:rPr>
+        <w:t>профессор</w:t>
+      </w:r>
+    </w:p>
+    <w:p>
+      <w:pPr>
+        <w:spacing w:after="0" w:line="240" w:lineRule="auto"/>
+        <w:rPr>
+          <w:rFonts w:ascii="Times New Roman" w:eastAsia="Calibri" w:hAnsi="Times New Roman" w:cs="Times New Roman"/>
+          <w:b/>
+          <w:lang w:eastAsia="ru-RU"/>
+        </w:rPr>
+      </w:pPr>
+      <w:r>
+        <w:rPr>
+          <w:rFonts w:ascii="Times New Roman" w:eastAsia="Calibri" w:hAnsi="Times New Roman" w:cs="Times New Roman"/>
+          <w:b/>
+          <w:lang w:eastAsia="ru-RU"/>
+        </w:rPr>
+        <w:t xml:space="preserve">                                         </w:t>
+      </w:r>
+      <w:r>
+        <w:rPr>
+          <w:rFonts w:ascii="Times New Roman" w:eastAsia="Calibri" w:hAnsi="Times New Roman" w:cs="Times New Roman"/>
+          <w:sz w:val="16"/>
+          <w:szCs w:val="16"/>
+          <w:lang w:eastAsia="ru-RU"/>
+        </w:rPr>
+        <w:t>(</w:t>
+      </w:r>
+      <w:r>
+        <w:rPr>
+          <w:rFonts w:ascii="Times New Roman" w:eastAsia="Calibri" w:hAnsi="Times New Roman" w:cs="Times New Roman"/>
+          <w:sz w:val="16"/>
+          <w:szCs w:val="16"/>
+          <w:lang w:eastAsia="ru-RU"/>
+        </w:rPr>
+        <w:t>п</w:t>
+      </w:r>
+      <w:r>
+        <w:rPr>
+          <w:rFonts w:ascii="Times New Roman" w:eastAsia="Calibri" w:hAnsi="Times New Roman" w:cs="Times New Roman"/>
+          <w:sz w:val="16"/>
+          <w:szCs w:val="16"/>
+          <w:lang w:eastAsia="ru-RU"/>
+        </w:rPr>
+        <w:t>одпись</w:t>
+      </w:r>
+      <w:r>
+        <w:rPr>
+          <w:rFonts w:ascii="Times New Roman" w:eastAsia="Calibri" w:hAnsi="Times New Roman" w:cs="Times New Roman"/>
+          <w:sz w:val="16"/>
+          <w:szCs w:val="16"/>
+          <w:lang w:eastAsia="ru-RU"/>
+        </w:rPr>
+        <w:t>)</w:t>
+      </w:r>
+      <w:r>
+        <w:rPr>
+          <w:rFonts w:ascii="Times New Roman" w:eastAsia="Calibri" w:hAnsi="Times New Roman" w:cs="Times New Roman"/>
+          <w:sz w:val="16"/>
+          <w:szCs w:val="16"/>
+          <w:lang w:eastAsia="ru-RU"/>
+        </w:rPr>
+        <w:t xml:space="preserve">      </w:t>
+      </w:r>
+      <w:r>
+        <w:rPr>
+          <w:rFonts w:ascii="Times New Roman" w:eastAsia="Calibri" w:hAnsi="Times New Roman" w:cs="Times New Roman"/>
+          <w:sz w:val="16"/>
+          <w:szCs w:val="16"/>
+          <w:lang w:eastAsia="ru-RU"/>
+        </w:rPr>
+        <w:t xml:space="preserve">                        </w:t>
+      </w:r>
+      <w:r>
+        <w:rPr>
+          <w:rFonts w:ascii="Times New Roman" w:eastAsia="Calibri" w:hAnsi="Times New Roman" w:cs="Times New Roman"/>
+          <w:sz w:val="16"/>
+          <w:szCs w:val="16"/>
+          <w:lang w:eastAsia="ru-RU"/>
+        </w:rPr>
+        <w:t>(</w:t>
+      </w:r>
+      <w:r>
+        <w:rPr>
+          <w:rFonts w:ascii="Times New Roman" w:eastAsia="Calibri" w:hAnsi="Times New Roman" w:cs="Times New Roman"/>
+          <w:sz w:val="16"/>
+          <w:szCs w:val="16"/>
+          <w:lang w:eastAsia="ru-RU"/>
+        </w:rPr>
+        <w:t>ФИО, должность)</w:t>
+      </w:r>
+    </w:p>
+    <w:p>
+      <w:pPr>
+        <w:spacing w:after="0" w:line="240" w:lineRule="auto"/>
+        <w:rPr>
+          <w:rFonts w:ascii="Times New Roman" w:eastAsia="Calibri" w:hAnsi="Times New Roman" w:cs="Times New Roman"/>
+          <w:b/>
+          <w:lang w:eastAsia="ru-RU"/>
+        </w:rPr>
+      </w:pPr>
+      <w:r>
+        <w:rPr>
+          <w:rFonts w:ascii="Times New Roman" w:eastAsia="Calibri" w:hAnsi="Times New Roman" w:cs="Times New Roman"/>
+          <w:b/>
+          <w:lang w:eastAsia="ru-RU"/>
+        </w:rPr>
+        <w:t xml:space="preserve">Руководитель практики от </w:t>
+      </w:r>
+      <w:r>
+        <w:rPr>
+          <w:rFonts w:ascii="Times New Roman" w:eastAsia="Calibri" w:hAnsi="Times New Roman" w:cs="Times New Roman"/>
+          <w:b/>
+          <w:lang w:eastAsia="ru-RU"/>
+        </w:rPr>
+        <w:br/>
+        <w:t xml:space="preserve">профильной организации:   </w:t>
+      </w:r>
+      <w:r>
+        <w:rPr>
+          <w:rFonts w:ascii="Times New Roman" w:eastAsia="Calibri" w:hAnsi="Times New Roman" w:cs="Times New Roman"/>
+          <w:b/>
+          <w:lang w:eastAsia="ru-RU"/>
+        </w:rPr>
+        <w:t>__________</w:t>
+      </w:r>
+      <w:r>
+        <w:rPr>
+          <w:rFonts w:ascii="Times New Roman" w:eastAsia="Calibri" w:hAnsi="Times New Roman" w:cs="Times New Roman"/>
+          <w:b/>
+          <w:lang w:eastAsia="ru-RU"/>
+        </w:rPr>
+        <w:t xml:space="preserve"> </w:t>
+      </w:r>
+      <w:r>
+        <w:rPr>
+          <w:rFonts w:ascii="Times New Roman" w:eastAsia="Times New Roman" w:hAnsi="Times New Roman" w:cs="Times New Roman"/>
+          <w:u w:val="single"/>
+        </w:rPr>
+        <w:t>Савостьянов Александр Николаевич</w:t>
+      </w:r>
+      <w:r>
+        <w:rPr>
+          <w:rFonts w:ascii="Times New Roman" w:eastAsia="Times New Roman" w:hAnsi="Times New Roman" w:cs="Times New Roman"/>
+        </w:rPr>
+        <w:t xml:space="preserve">, </w:t>
+      </w:r>
       <w:proofErr w:type="spellStart"/>
       <w:r>
         <w:rPr>
           <w:rFonts w:ascii="Times New Roman" w:eastAsia="Times New Roman" w:hAnsi="Times New Roman" w:cs="Times New Roman"/>
           <w:u w:val="single"/>
         </w:rPr>
-        <w:t>Савостьянов Александр Николаевич</w:t>
-      </w:r>
-      <w:proofErr w:type="spellEnd"/>
+        <w:t>в.н.</w:t>
+      </w:r>
+      <w:proofErr w:type="gramStart"/>
       <w:r>
         <w:rPr>
           <w:rFonts w:ascii="Times New Roman" w:eastAsia="Times New Roman" w:hAnsi="Times New Roman" w:cs="Times New Roman"/>
-        </w:rPr>
-        <w:t xml:space="preserve">, </w:t>
-      </w:r>
-      <w:proofErr w:type="spellStart"/>
-      <w:r>
-        <w:rPr>
-          <w:rFonts w:ascii="Times New Roman" w:eastAsia="Times New Roman" w:hAnsi="Times New Roman" w:cs="Times New Roman"/>
-          <w:u w:val="single"/>
-        </w:rPr>
-        <w:t>профессор</w:t>
-      </w:r>
-      <w:proofErr w:type="spellEnd"/>
-    </w:p>
-    <w:p>
-      <w:pPr>
-        <w:spacing w:after="0" w:line="240" w:lineRule="auto"/>
-        <w:rPr>
-          <w:rFonts w:ascii="Times New Roman" w:eastAsia="Calibri" w:hAnsi="Times New Roman" w:cs="Times New Roman"/>
-          <w:b/>
-          <w:lang w:eastAsia="ru-RU"/>
-        </w:rPr>
-      </w:pPr>
-      <w:r>
-        <w:rPr>
-          <w:rFonts w:ascii="Times New Roman" w:eastAsia="Calibri" w:hAnsi="Times New Roman" w:cs="Times New Roman"/>
-          <w:b/>
-          <w:lang w:eastAsia="ru-RU"/>
-        </w:rPr>
-        <w:t xml:space="preserve">                                                               </w:t>
-      </w:r>
-      <w:r>
-        <w:rPr>
-          <w:rFonts w:ascii="Times New Roman" w:eastAsia="Calibri" w:hAnsi="Times New Roman" w:cs="Times New Roman"/>
-          <w:sz w:val="24"/>
-          <w:szCs w:val="24"/>
-          <w:lang w:eastAsia="ru-RU"/>
-        </w:rPr>
-        <w:t xml:space="preserve">  </w:t>
-      </w:r>
-      <w:r>
-        <w:rPr>
-          <w:rFonts w:ascii="Times New Roman" w:eastAsia="Calibri" w:hAnsi="Times New Roman" w:cs="Times New Roman"/>
-          <w:sz w:val="16"/>
-          <w:szCs w:val="16"/>
-          <w:lang w:eastAsia="ru-RU"/>
-        </w:rPr>
-        <w:t xml:space="preserve"> </w:t>
-      </w:r>
-      <w:r>
-        <w:rPr>
-          <w:rFonts w:ascii="Times New Roman" w:eastAsia="Calibri" w:hAnsi="Times New Roman" w:cs="Times New Roman"/>
-          <w:sz w:val="16"/>
-          <w:szCs w:val="16"/>
-          <w:lang w:eastAsia="ru-RU"/>
-        </w:rPr>
-        <w:t>(</w:t>
-      </w:r>
-      <w:proofErr w:type="gramStart"/>
-      <w:r>
-        <w:rPr>
-          <w:rFonts w:ascii="Times New Roman" w:eastAsia="Calibri" w:hAnsi="Times New Roman" w:cs="Times New Roman"/>
-          <w:sz w:val="16"/>
-          <w:szCs w:val="16"/>
-          <w:lang w:eastAsia="ru-RU"/>
-        </w:rPr>
-        <w:t>п</w:t>
-      </w:r>
-      <w:r>
-        <w:rPr>
-          <w:rFonts w:ascii="Times New Roman" w:eastAsia="Calibri" w:hAnsi="Times New Roman" w:cs="Times New Roman"/>
-          <w:sz w:val="16"/>
-          <w:szCs w:val="16"/>
-          <w:lang w:eastAsia="ru-RU"/>
-        </w:rPr>
-        <w:t>одпись</w:t>
-      </w:r>
-      <w:r>
-        <w:rPr>
-          <w:rFonts w:ascii="Times New Roman" w:eastAsia="Calibri" w:hAnsi="Times New Roman" w:cs="Times New Roman"/>
-          <w:sz w:val="16"/>
-          <w:szCs w:val="16"/>
-          <w:lang w:eastAsia="ru-RU"/>
-        </w:rPr>
-        <w:t>)</w:t>
-      </w:r>
-      <w:r>
-        <w:rPr>
-          <w:rFonts w:ascii="Times New Roman" w:eastAsia="Calibri" w:hAnsi="Times New Roman" w:cs="Times New Roman"/>
-          <w:sz w:val="16"/>
-          <w:szCs w:val="16"/>
-          <w:lang w:eastAsia="ru-RU"/>
-        </w:rPr>
-        <w:t xml:space="preserve">   </w:t>
-      </w:r>
-      <w:proofErr w:type="gramEnd"/>
-      <w:r>
-        <w:rPr>
-          <w:rFonts w:ascii="Times New Roman" w:eastAsia="Calibri" w:hAnsi="Times New Roman" w:cs="Times New Roman"/>
-          <w:sz w:val="16"/>
-          <w:szCs w:val="16"/>
-          <w:lang w:eastAsia="ru-RU"/>
-        </w:rPr>
-        <w:t xml:space="preserve">   </w:t>
-      </w:r>
-      <w:r>
-        <w:rPr>
-          <w:rFonts w:ascii="Times New Roman" w:eastAsia="Calibri" w:hAnsi="Times New Roman" w:cs="Times New Roman"/>
-          <w:sz w:val="16"/>
-          <w:szCs w:val="16"/>
-          <w:lang w:eastAsia="ru-RU"/>
-        </w:rPr>
-        <w:t xml:space="preserve">                        </w:t>
-      </w:r>
-      <w:r>
-        <w:rPr>
-          <w:rFonts w:ascii="Times New Roman" w:eastAsia="Calibri" w:hAnsi="Times New Roman" w:cs="Times New Roman"/>
-          <w:sz w:val="16"/>
-          <w:szCs w:val="16"/>
-          <w:lang w:eastAsia="ru-RU"/>
-        </w:rPr>
-        <w:t xml:space="preserve"> (</w:t>
-      </w:r>
-      <w:r>
-        <w:rPr>
-          <w:rFonts w:ascii="Times New Roman" w:eastAsia="Calibri" w:hAnsi="Times New Roman" w:cs="Times New Roman"/>
-          <w:sz w:val="16"/>
-          <w:szCs w:val="16"/>
-          <w:lang w:eastAsia="ru-RU"/>
-        </w:rPr>
-        <w:t>ФИО, должность)</w:t>
-      </w:r>
-    </w:p>
-    <w:p>
-      <w:pPr>
-        <w:spacing w:after="0" w:line="240" w:lineRule="auto"/>
-        <w:rPr>
-          <w:rFonts w:ascii="Times New Roman" w:eastAsia="Calibri" w:hAnsi="Times New Roman" w:cs="Times New Roman"/>
-          <w:b/>
-          <w:lang w:eastAsia="ru-RU"/>
-        </w:rPr>
-      </w:pPr>
-      <w:r>
-        <w:rPr>
-          <w:rFonts w:ascii="Times New Roman" w:eastAsia="Calibri" w:hAnsi="Times New Roman" w:cs="Times New Roman"/>
-          <w:b/>
-          <w:lang w:eastAsia="ru-RU"/>
-        </w:rPr>
-        <w:t xml:space="preserve">Руководитель </w:t>
-      </w:r>
-      <w:r>
-        <w:rPr>
-          <w:rFonts w:ascii="Times New Roman" w:eastAsia="Calibri" w:hAnsi="Times New Roman" w:cs="Times New Roman"/>
-          <w:b/>
-          <w:lang w:eastAsia="ru-RU"/>
-        </w:rPr>
-        <w:t xml:space="preserve">ВКР: </w:t>
-      </w:r>
-      <w:r>
-        <w:rPr>
-          <w:rFonts w:ascii="Times New Roman" w:eastAsia="Calibri" w:hAnsi="Times New Roman" w:cs="Times New Roman"/>
-          <w:b/>
-          <w:lang w:eastAsia="ru-RU"/>
-        </w:rPr>
-        <w:t>__________</w:t>
-      </w:r>
-      <w:r>
-        <w:rPr>
-          <w:rFonts w:ascii="Times New Roman" w:eastAsia="Calibri" w:hAnsi="Times New Roman" w:cs="Times New Roman"/>
-          <w:b/>
-          <w:lang w:eastAsia="ru-RU"/>
-        </w:rPr>
-        <w:t xml:space="preserve">_ </w:t>
-      </w:r>
-      <w:proofErr w:type="spellStart"/>
-      <w:r>
-        <w:rPr>
-          <w:rFonts w:ascii="Times New Roman" w:eastAsia="Times New Roman" w:hAnsi="Times New Roman" w:cs="Times New Roman"/>
-          <w:u w:val="single"/>
-        </w:rPr>
-        <w:t>Савостьянов Александр Николаевич</w:t>
-      </w:r>
-      <w:proofErr w:type="spellEnd"/>
-      <w:r>
-        <w:rPr>
-          <w:rFonts w:ascii="Times New Roman" w:eastAsia="Times New Roman" w:hAnsi="Times New Roman" w:cs="Times New Roman"/>
-          <w:sz w:val="24"/>
-          <w:szCs w:val="24"/>
-        </w:rPr>
-        <w:t xml:space="preserve">, </w:t>
-      </w:r>
-      <w:proofErr w:type="spellStart"/>
-      <w:r>
-        <w:rPr>
-          <w:rFonts w:ascii="Times New Roman" w:eastAsia="Times New Roman" w:hAnsi="Times New Roman" w:cs="Times New Roman"/>
-          <w:u w:val="single"/>
-        </w:rPr>
-        <w:t>профессор</w:t>
-      </w:r>
-      <w:proofErr w:type="spellEnd"/>
-    </w:p>
-    <w:p>
-      <w:pPr>
-        <w:spacing w:after="0" w:line="240" w:lineRule="auto"/>
-        <w:rPr>
-          <w:rFonts w:ascii="Times New Roman" w:eastAsia="Calibri" w:hAnsi="Times New Roman" w:cs="Times New Roman"/>
-          <w:b/>
-          <w:lang w:eastAsia="ru-RU"/>
-        </w:rPr>
-      </w:pPr>
-      <w:r>
-        <w:rPr>
-          <w:rFonts w:ascii="Times New Roman" w:eastAsia="Calibri" w:hAnsi="Times New Roman" w:cs="Times New Roman"/>
-          <w:b/>
-          <w:lang w:eastAsia="ru-RU"/>
-        </w:rPr>
-        <w:t xml:space="preserve">                                         </w:t>
-      </w:r>
-      <w:r>
-        <w:rPr>
-          <w:rFonts w:ascii="Times New Roman" w:eastAsia="Calibri" w:hAnsi="Times New Roman" w:cs="Times New Roman"/>
-          <w:sz w:val="16"/>
-          <w:szCs w:val="16"/>
-          <w:lang w:eastAsia="ru-RU"/>
-        </w:rPr>
-        <w:t>(</w:t>
-      </w:r>
-      <w:proofErr w:type="gramStart"/>
-      <w:r>
-        <w:rPr>
-          <w:rFonts w:ascii="Times New Roman" w:eastAsia="Calibri" w:hAnsi="Times New Roman" w:cs="Times New Roman"/>
-          <w:sz w:val="16"/>
-          <w:szCs w:val="16"/>
-          <w:lang w:eastAsia="ru-RU"/>
-        </w:rPr>
-        <w:t>п</w:t>
-      </w:r>
-      <w:r>
-        <w:rPr>
-          <w:rFonts w:ascii="Times New Roman" w:eastAsia="Calibri" w:hAnsi="Times New Roman" w:cs="Times New Roman"/>
-          <w:sz w:val="16"/>
-          <w:szCs w:val="16"/>
-          <w:lang w:eastAsia="ru-RU"/>
-        </w:rPr>
-        <w:t>одпись</w:t>
-      </w:r>
-      <w:r>
-        <w:rPr>
-          <w:rFonts w:ascii="Times New Roman" w:eastAsia="Calibri" w:hAnsi="Times New Roman" w:cs="Times New Roman"/>
-          <w:sz w:val="16"/>
-          <w:szCs w:val="16"/>
-          <w:lang w:eastAsia="ru-RU"/>
-        </w:rPr>
-        <w:t>)</w:t>
-      </w:r>
-      <w:r>
-        <w:rPr>
-          <w:rFonts w:ascii="Times New Roman" w:eastAsia="Calibri" w:hAnsi="Times New Roman" w:cs="Times New Roman"/>
-          <w:sz w:val="16"/>
-          <w:szCs w:val="16"/>
-          <w:lang w:eastAsia="ru-RU"/>
-        </w:rPr>
-        <w:t xml:space="preserve">   </w:t>
-      </w:r>
-      <w:proofErr w:type="gramEnd"/>
-      <w:r>
-        <w:rPr>
-          <w:rFonts w:ascii="Times New Roman" w:eastAsia="Calibri" w:hAnsi="Times New Roman" w:cs="Times New Roman"/>
-          <w:sz w:val="16"/>
-          <w:szCs w:val="16"/>
-          <w:lang w:eastAsia="ru-RU"/>
-        </w:rPr>
-        <w:t xml:space="preserve">   </w:t>
-      </w:r>
-      <w:r>
-        <w:rPr>
-          <w:rFonts w:ascii="Times New Roman" w:eastAsia="Calibri" w:hAnsi="Times New Roman" w:cs="Times New Roman"/>
-          <w:sz w:val="16"/>
-          <w:szCs w:val="16"/>
-          <w:lang w:eastAsia="ru-RU"/>
-        </w:rPr>
-        <w:t xml:space="preserve">                        </w:t>
-      </w:r>
-      <w:r>
-        <w:rPr>
-          <w:rFonts w:ascii="Times New Roman" w:eastAsia="Calibri" w:hAnsi="Times New Roman" w:cs="Times New Roman"/>
-          <w:sz w:val="16"/>
-          <w:szCs w:val="16"/>
-          <w:lang w:eastAsia="ru-RU"/>
-        </w:rPr>
-        <w:t>(</w:t>
-      </w:r>
-      <w:r>
-        <w:rPr>
-          <w:rFonts w:ascii="Times New Roman" w:eastAsia="Calibri" w:hAnsi="Times New Roman" w:cs="Times New Roman"/>
-          <w:sz w:val="16"/>
-          <w:szCs w:val="16"/>
-          <w:lang w:eastAsia="ru-RU"/>
-        </w:rPr>
-        <w:t>ФИО, должность)</w:t>
-      </w:r>
-    </w:p>
-    <w:p>
-      <w:pPr>
-        <w:spacing w:after="0" w:line="240" w:lineRule="auto"/>
-        <w:rPr>
-          <w:rFonts w:ascii="Times New Roman" w:eastAsia="Calibri" w:hAnsi="Times New Roman" w:cs="Times New Roman"/>
-          <w:b/>
-          <w:lang w:eastAsia="ru-RU"/>
-        </w:rPr>
-      </w:pPr>
-      <w:r>
-        <w:rPr>
-          <w:rFonts w:ascii="Times New Roman" w:eastAsia="Calibri" w:hAnsi="Times New Roman" w:cs="Times New Roman"/>
-          <w:b/>
-          <w:lang w:eastAsia="ru-RU"/>
-        </w:rPr>
-        <w:t xml:space="preserve">Руководитель практики от </w:t>
-      </w:r>
-      <w:r>
-        <w:rPr>
-          <w:rFonts w:ascii="Times New Roman" w:eastAsia="Calibri" w:hAnsi="Times New Roman" w:cs="Times New Roman"/>
-          <w:b/>
-          <w:lang w:eastAsia="ru-RU"/>
-        </w:rPr>
-        <w:br/>
-        <w:t xml:space="preserve">профильной </w:t>
-      </w:r>
-      <w:proofErr w:type="gramStart"/>
-      <w:r>
-        <w:rPr>
-          <w:rFonts w:ascii="Times New Roman" w:eastAsia="Calibri" w:hAnsi="Times New Roman" w:cs="Times New Roman"/>
-          <w:b/>
-          <w:lang w:eastAsia="ru-RU"/>
-        </w:rPr>
-        <w:t>организации:</w:t>
-      </w:r>
-      <w:r>
-        <w:rPr>
-          <w:rFonts w:ascii="Times New Roman" w:eastAsia="Calibri" w:hAnsi="Times New Roman" w:cs="Times New Roman"/>
-          <w:b/>
-          <w:lang w:eastAsia="ru-RU"/>
-        </w:rPr>
-        <w:t xml:space="preserve"> </w:t>
-      </w:r>
-      <w:r>
-        <w:rPr>
-          <w:rFonts w:ascii="Times New Roman" w:eastAsia="Calibri" w:hAnsi="Times New Roman" w:cs="Times New Roman"/>
-          <w:b/>
-          <w:lang w:eastAsia="ru-RU"/>
-        </w:rPr>
-        <w:t xml:space="preserve">  </w:t>
-      </w:r>
-      <w:proofErr w:type="gramEnd"/>
-      <w:r>
-        <w:rPr>
-          <w:rFonts w:ascii="Times New Roman" w:eastAsia="Calibri" w:hAnsi="Times New Roman" w:cs="Times New Roman"/>
-          <w:b/>
-          <w:lang w:eastAsia="ru-RU"/>
-        </w:rPr>
-        <w:t>__________</w:t>
-      </w:r>
-      <w:r>
-        <w:rPr>
-          <w:rFonts w:ascii="Times New Roman" w:eastAsia="Calibri" w:hAnsi="Times New Roman" w:cs="Times New Roman"/>
-          <w:b/>
-          <w:lang w:eastAsia="ru-RU"/>
-        </w:rPr>
-        <w:t xml:space="preserve"> </w:t>
-      </w:r>
-      <w:proofErr w:type="spellStart"/>
-      <w:r>
-        <w:rPr>
-          <w:rFonts w:ascii="Times New Roman" w:eastAsia="Times New Roman" w:hAnsi="Times New Roman" w:cs="Times New Roman"/>
-          <w:u w:val="single"/>
-        </w:rPr>
-        <w:t>Савостьянов Александр Николаевич</w:t>
-      </w:r>
-      <w:proofErr w:type="spellEnd"/>
-      <w:r>
-        <w:rPr>
-          <w:rFonts w:ascii="Times New Roman" w:eastAsia="Times New Roman" w:hAnsi="Times New Roman" w:cs="Times New Roman"/>
-        </w:rPr>
-        <w:t xml:space="preserve">, </w:t>
-      </w:r>
-      <w:proofErr w:type="spellStart"/>
-      <w:r>
-        <w:rPr>
-          <w:rFonts w:ascii="Times New Roman" w:eastAsia="Times New Roman" w:hAnsi="Times New Roman" w:cs="Times New Roman"/>
-          <w:u w:val="single"/>
-        </w:rPr>
-        <w:t>в.н.с.</w:t>
-      </w:r>
-      <w:proofErr w:type="spellEnd"/>
-      <w:r>
-        <w:rPr>
-          <w:rFonts w:ascii="Times New Roman" w:eastAsia="Times New Roman" w:hAnsi="Times New Roman" w:cs="Times New Roman"/>
-        </w:rPr>
-        <w:t xml:space="preserve">                      </w:t>
-      </w:r>
-      <w:r>
-        <w:rPr>
-          <w:rFonts w:ascii="Times New Roman" w:eastAsia="Times New Roman" w:hAnsi="Times New Roman" w:cs="Times New Roman"/>
-        </w:rPr>
-        <w:t xml:space="preserve"> </w:t>
-      </w:r>
-    </w:p>
-    <w:p>
-      <w:pPr>
-        <w:spacing w:after="0" w:line="240" w:lineRule="auto"/>
-        <w:rPr>
-          <w:rFonts w:ascii="Times New Roman" w:eastAsia="Calibri" w:hAnsi="Times New Roman" w:cs="Times New Roman"/>
-          <w:b/>
-          <w:lang w:eastAsia="ru-RU"/>
-        </w:rPr>
-      </w:pPr>
-      <w:r>
-        <w:rPr>
-          <w:rFonts w:ascii="Times New Roman" w:eastAsia="Calibri" w:hAnsi="Times New Roman" w:cs="Times New Roman"/>
-          <w:b/>
-          <w:lang w:eastAsia="ru-RU"/>
-        </w:rPr>
-        <w:t xml:space="preserve">                                                    </w:t>
-      </w:r>
-      <w:r>
-        <w:rPr>
-          <w:rFonts w:ascii="Times New Roman" w:eastAsia="Calibri" w:hAnsi="Times New Roman" w:cs="Times New Roman"/>
-          <w:sz w:val="24"/>
-          <w:szCs w:val="24"/>
-          <w:lang w:eastAsia="ru-RU"/>
-        </w:rPr>
-        <w:t xml:space="preserve"> </w:t>
-      </w:r>
-      <w:r>
-        <w:rPr>
-          <w:rFonts w:ascii="Times New Roman" w:eastAsia="Calibri" w:hAnsi="Times New Roman" w:cs="Times New Roman"/>
-          <w:sz w:val="16"/>
-          <w:szCs w:val="16"/>
-          <w:lang w:eastAsia="ru-RU"/>
-        </w:rPr>
-        <w:t xml:space="preserve"> </w:t>
-      </w:r>
-      <w:r>
-        <w:rPr>
-          <w:rFonts w:ascii="Times New Roman" w:eastAsia="Calibri" w:hAnsi="Times New Roman" w:cs="Times New Roman"/>
-          <w:sz w:val="16"/>
-          <w:szCs w:val="16"/>
-          <w:lang w:eastAsia="ru-RU"/>
-        </w:rPr>
-        <w:t>(</w:t>
-      </w:r>
-      <w:proofErr w:type="gramStart"/>
-      <w:r>
-        <w:rPr>
-          <w:rFonts w:ascii="Times New Roman" w:eastAsia="Calibri" w:hAnsi="Times New Roman" w:cs="Times New Roman"/>
-          <w:sz w:val="16"/>
-          <w:szCs w:val="16"/>
-          <w:lang w:eastAsia="ru-RU"/>
-        </w:rPr>
-        <w:t>п</w:t>
-      </w:r>
-      <w:r>
-        <w:rPr>
-          <w:rFonts w:ascii="Times New Roman" w:eastAsia="Calibri" w:hAnsi="Times New Roman" w:cs="Times New Roman"/>
-          <w:sz w:val="16"/>
-          <w:szCs w:val="16"/>
-          <w:lang w:eastAsia="ru-RU"/>
-        </w:rPr>
-        <w:t>одпись</w:t>
-      </w:r>
-      <w:r>
-        <w:rPr>
-          <w:rFonts w:ascii="Times New Roman" w:eastAsia="Calibri" w:hAnsi="Times New Roman" w:cs="Times New Roman"/>
-          <w:sz w:val="16"/>
-          <w:szCs w:val="16"/>
-          <w:lang w:eastAsia="ru-RU"/>
-        </w:rPr>
-        <w:t>)</w:t>
-      </w:r>
-      <w:r>
-        <w:rPr>
-          <w:rFonts w:ascii="Times New Roman" w:eastAsia="Calibri" w:hAnsi="Times New Roman" w:cs="Times New Roman"/>
-          <w:sz w:val="16"/>
-          <w:szCs w:val="16"/>
-          <w:lang w:eastAsia="ru-RU"/>
-        </w:rPr>
-        <w:t xml:space="preserve">   </w:t>
-      </w:r>
-      <w:proofErr w:type="gramEnd"/>
-      <w:r>
-        <w:rPr>
-          <w:rFonts w:ascii="Times New Roman" w:eastAsia="Calibri" w:hAnsi="Times New Roman" w:cs="Times New Roman"/>
-          <w:sz w:val="16"/>
-          <w:szCs w:val="16"/>
-          <w:lang w:eastAsia="ru-RU"/>
-        </w:rPr>
-        <w:t xml:space="preserve">   </w:t>
-      </w:r>
-      <w:r>
-        <w:rPr>
-          <w:rFonts w:ascii="Times New Roman" w:eastAsia="Calibri" w:hAnsi="Times New Roman" w:cs="Times New Roman"/>
-          <w:sz w:val="16"/>
-          <w:szCs w:val="16"/>
-          <w:lang w:eastAsia="ru-RU"/>
-        </w:rPr>
-        <w:t xml:space="preserve">                        </w:t>
-      </w:r>
-      <w:r>
-        <w:rPr>
-          <w:rFonts w:ascii="Times New Roman" w:eastAsia="Calibri" w:hAnsi="Times New Roman" w:cs="Times New Roman"/>
-          <w:sz w:val="16"/>
-          <w:szCs w:val="16"/>
-          <w:lang w:eastAsia="ru-RU"/>
-        </w:rPr>
-        <w:t xml:space="preserve">    (</w:t>
-      </w:r>
-      <w:r>
-        <w:rPr>
-          <w:rFonts w:ascii="Times New Roman" w:eastAsia="Calibri" w:hAnsi="Times New Roman" w:cs="Times New Roman"/>
-          <w:sz w:val="16"/>
-          <w:szCs w:val="16"/>
-          <w:lang w:eastAsia="ru-RU"/>
-        </w:rPr>
-        <w:t>ФИО, должность)</w:t>
-      </w:r>
-    </w:p>
-    <w:p>
-      <w:pPr>
-        <w:spacing w:after="0" w:line="240" w:lineRule="auto"/>
-        <w:rPr>
-          <w:rFonts w:ascii="Times New Roman" w:eastAsia="Calibri" w:hAnsi="Times New Roman" w:cs="Times New Roman"/>
-          <w:b/>
-          <w:lang w:eastAsia="ru-RU"/>
-        </w:rPr>
-      </w:pPr>
-    </w:p>
-    <w:p>
-      <w:pPr>
-        <w:spacing w:after="0" w:line="240" w:lineRule="auto"/>
-        <w:rPr>
-          <w:rFonts w:ascii="Times New Roman" w:eastAsia="Calibri" w:hAnsi="Times New Roman" w:cs="Times New Roman"/>
-          <w:b/>
-          <w:lang w:eastAsia="ru-RU"/>
-        </w:rPr>
-      </w:pPr>
-      <w:r>
-        <w:rPr>
-          <w:rFonts w:ascii="Times New Roman" w:eastAsia="Calibri" w:hAnsi="Times New Roman" w:cs="Times New Roman"/>
-          <w:b/>
-          <w:lang w:eastAsia="ru-RU"/>
-        </w:rPr>
-        <w:t>Задание принял</w:t>
-      </w:r>
-      <w:r>
-        <w:rPr>
-          <w:rFonts w:ascii="Times New Roman" w:eastAsia="Calibri" w:hAnsi="Times New Roman" w:cs="Times New Roman"/>
-          <w:b/>
-          <w:lang w:eastAsia="ru-RU"/>
-        </w:rPr>
-        <w:t>(а)</w:t>
-      </w:r>
-      <w:r>
-        <w:rPr>
-          <w:rFonts w:ascii="Times New Roman" w:eastAsia="Calibri" w:hAnsi="Times New Roman" w:cs="Times New Roman"/>
-          <w:b/>
-          <w:lang w:eastAsia="ru-RU"/>
-        </w:rPr>
-        <w:t xml:space="preserve"> к исполнению</w:t>
-      </w:r>
-      <w:r>
-        <w:rPr>
-          <w:rFonts w:ascii="Times New Roman" w:eastAsia="Calibri" w:hAnsi="Times New Roman" w:cs="Times New Roman"/>
-          <w:b/>
-          <w:lang w:eastAsia="ru-RU"/>
-        </w:rPr>
-        <w:t>:</w:t>
-      </w:r>
-      <w:r>
-        <w:rPr>
-          <w:rFonts w:ascii="Times New Roman" w:eastAsia="Calibri" w:hAnsi="Times New Roman" w:cs="Times New Roman"/>
-          <w:b/>
-          <w:lang w:eastAsia="ru-RU"/>
-        </w:rPr>
-        <w:t xml:space="preserve"> __________</w:t>
-      </w:r>
-      <w:r>
-        <w:rPr>
-          <w:rFonts w:ascii="Times New Roman" w:eastAsia="Calibri" w:hAnsi="Times New Roman" w:cs="Times New Roman"/>
-          <w:b/>
-          <w:lang w:eastAsia="ru-RU"/>
-        </w:rPr>
-        <w:t>____</w:t>
-      </w:r>
-      <w:proofErr w:type="gramStart"/>
-      <w:r>
-        <w:rPr>
-          <w:rFonts w:ascii="Times New Roman" w:eastAsia="Calibri" w:hAnsi="Times New Roman" w:cs="Times New Roman"/>
-          <w:b/>
-          <w:lang w:eastAsia="ru-RU"/>
-        </w:rPr>
-        <w:t xml:space="preserve">_ </w:t>
-      </w:r>
-      <w:r>
-        <w:rPr>
-          <w:rFonts w:ascii="Times New Roman" w:eastAsia="Calibri" w:hAnsi="Times New Roman" w:cs="Times New Roman"/>
-          <w:b/>
-          <w:lang w:eastAsia="ru-RU"/>
-        </w:rPr>
-        <w:t xml:space="preserve"> </w:t>
-      </w:r>
-      <w:proofErr w:type="spellStart"/>
-      <w:r>
-        <w:rPr>
-          <w:rFonts w:ascii="Times New Roman" w:eastAsia="Times New Roman" w:hAnsi="Times New Roman" w:cs="Times New Roman"/>
-          <w:u w:val="single"/>
-        </w:rPr>
-        <w:t>Шелбогашев Эрик Сергеевич</w:t>
+          <w:u w:val="single"/>
+        </w:rPr>
+        <w:t>с</w:t>
       </w:r>
       <w:proofErr w:type="spellEnd"/>
       <w:proofErr w:type="gramEnd"/>
+      <w:r>
+        <w:rPr>
+          <w:rFonts w:ascii="Times New Roman" w:eastAsia="Times New Roman" w:hAnsi="Times New Roman" w:cs="Times New Roman"/>
+          <w:u w:val="single"/>
+        </w:rPr>
+        <w:t>.</w:t>
+      </w:r>
+      <w:r>
+        <w:rPr>
+          <w:rFonts w:ascii="Times New Roman" w:eastAsia="Times New Roman" w:hAnsi="Times New Roman" w:cs="Times New Roman"/>
+        </w:rPr>
+        <w:t xml:space="preserve">                      </w:t>
+      </w:r>
+      <w:r>
+        <w:rPr>
+          <w:rFonts w:ascii="Times New Roman" w:eastAsia="Times New Roman" w:hAnsi="Times New Roman" w:cs="Times New Roman"/>
+        </w:rPr>
+        <w:t xml:space="preserve"> </w:t>
+      </w:r>
+    </w:p>
+    <w:p>
+      <w:pPr>
+        <w:spacing w:after="0" w:line="240" w:lineRule="auto"/>
+        <w:rPr>
+          <w:rFonts w:ascii="Times New Roman" w:eastAsia="Calibri" w:hAnsi="Times New Roman" w:cs="Times New Roman"/>
+          <w:b/>
+          <w:lang w:eastAsia="ru-RU"/>
+        </w:rPr>
+      </w:pPr>
+      <w:r>
+        <w:rPr>
+          <w:rFonts w:ascii="Times New Roman" w:eastAsia="Calibri" w:hAnsi="Times New Roman" w:cs="Times New Roman"/>
+          <w:b/>
+          <w:lang w:eastAsia="ru-RU"/>
+        </w:rPr>
+        <w:t xml:space="preserve">                                                    </w:t>
+      </w:r>
+      <w:r>
+        <w:rPr>
+          <w:rFonts w:ascii="Times New Roman" w:eastAsia="Calibri" w:hAnsi="Times New Roman" w:cs="Times New Roman"/>
+          <w:sz w:val="24"/>
+          <w:szCs w:val="24"/>
+          <w:lang w:eastAsia="ru-RU"/>
+        </w:rPr>
+        <w:t xml:space="preserve"> </w:t>
+      </w:r>
+      <w:r>
+        <w:rPr>
+          <w:rFonts w:ascii="Times New Roman" w:eastAsia="Calibri" w:hAnsi="Times New Roman" w:cs="Times New Roman"/>
+          <w:sz w:val="16"/>
+          <w:szCs w:val="16"/>
+          <w:lang w:eastAsia="ru-RU"/>
+        </w:rPr>
+        <w:t xml:space="preserve"> </w:t>
+      </w:r>
+      <w:r>
+        <w:rPr>
+          <w:rFonts w:ascii="Times New Roman" w:eastAsia="Calibri" w:hAnsi="Times New Roman" w:cs="Times New Roman"/>
+          <w:sz w:val="16"/>
+          <w:szCs w:val="16"/>
+          <w:lang w:eastAsia="ru-RU"/>
+        </w:rPr>
+        <w:t>(</w:t>
+      </w:r>
+      <w:r>
+        <w:rPr>
+          <w:rFonts w:ascii="Times New Roman" w:eastAsia="Calibri" w:hAnsi="Times New Roman" w:cs="Times New Roman"/>
+          <w:sz w:val="16"/>
+          <w:szCs w:val="16"/>
+          <w:lang w:eastAsia="ru-RU"/>
+        </w:rPr>
+        <w:t>п</w:t>
+      </w:r>
+      <w:r>
+        <w:rPr>
+          <w:rFonts w:ascii="Times New Roman" w:eastAsia="Calibri" w:hAnsi="Times New Roman" w:cs="Times New Roman"/>
+          <w:sz w:val="16"/>
+          <w:szCs w:val="16"/>
+          <w:lang w:eastAsia="ru-RU"/>
+        </w:rPr>
+        <w:t>одпись</w:t>
+      </w:r>
+      <w:r>
+        <w:rPr>
+          <w:rFonts w:ascii="Times New Roman" w:eastAsia="Calibri" w:hAnsi="Times New Roman" w:cs="Times New Roman"/>
+          <w:sz w:val="16"/>
+          <w:szCs w:val="16"/>
+          <w:lang w:eastAsia="ru-RU"/>
+        </w:rPr>
+        <w:t>)</w:t>
+      </w:r>
+      <w:r>
+        <w:rPr>
+          <w:rFonts w:ascii="Times New Roman" w:eastAsia="Calibri" w:hAnsi="Times New Roman" w:cs="Times New Roman"/>
+          <w:sz w:val="16"/>
+          <w:szCs w:val="16"/>
+          <w:lang w:eastAsia="ru-RU"/>
+        </w:rPr>
+        <w:t xml:space="preserve">      </w:t>
+      </w:r>
+      <w:r>
+        <w:rPr>
+          <w:rFonts w:ascii="Times New Roman" w:eastAsia="Calibri" w:hAnsi="Times New Roman" w:cs="Times New Roman"/>
+          <w:sz w:val="16"/>
+          <w:szCs w:val="16"/>
+          <w:lang w:eastAsia="ru-RU"/>
+        </w:rPr>
+        <w:t xml:space="preserve">                        </w:t>
+      </w:r>
+      <w:r>
+        <w:rPr>
+          <w:rFonts w:ascii="Times New Roman" w:eastAsia="Calibri" w:hAnsi="Times New Roman" w:cs="Times New Roman"/>
+          <w:sz w:val="16"/>
+          <w:szCs w:val="16"/>
+          <w:lang w:eastAsia="ru-RU"/>
+        </w:rPr>
+        <w:t xml:space="preserve">    (</w:t>
+      </w:r>
+      <w:r>
+        <w:rPr>
+          <w:rFonts w:ascii="Times New Roman" w:eastAsia="Calibri" w:hAnsi="Times New Roman" w:cs="Times New Roman"/>
+          <w:sz w:val="16"/>
+          <w:szCs w:val="16"/>
+          <w:lang w:eastAsia="ru-RU"/>
+        </w:rPr>
+        <w:t>ФИО, должность)</w:t>
+      </w:r>
+    </w:p>
+    <w:p>
+      <w:pPr>
+        <w:spacing w:after="0" w:line="240" w:lineRule="auto"/>
+        <w:rPr>
+          <w:rFonts w:ascii="Times New Roman" w:eastAsia="Calibri" w:hAnsi="Times New Roman" w:cs="Times New Roman"/>
+          <w:b/>
+          <w:lang w:eastAsia="ru-RU"/>
+        </w:rPr>
+      </w:pPr>
+    </w:p>
+    <w:p>
+      <w:pPr>
+        <w:spacing w:after="0" w:line="240" w:lineRule="auto"/>
+        <w:rPr>
+          <w:rFonts w:ascii="Times New Roman" w:eastAsia="Calibri" w:hAnsi="Times New Roman" w:cs="Times New Roman"/>
+          <w:b/>
+          <w:lang w:eastAsia="ru-RU"/>
+        </w:rPr>
+      </w:pPr>
+      <w:r>
+        <w:rPr>
+          <w:rFonts w:ascii="Times New Roman" w:eastAsia="Calibri" w:hAnsi="Times New Roman" w:cs="Times New Roman"/>
+          <w:b/>
+          <w:lang w:eastAsia="ru-RU"/>
+        </w:rPr>
+        <w:t>Задание приня</w:t>
+      </w:r>
+      <w:proofErr w:type="gramStart"/>
+      <w:r>
+        <w:rPr>
+          <w:rFonts w:ascii="Times New Roman" w:eastAsia="Calibri" w:hAnsi="Times New Roman" w:cs="Times New Roman"/>
+          <w:b/>
+          <w:lang w:eastAsia="ru-RU"/>
+        </w:rPr>
+        <w:t>л</w:t>
+      </w:r>
+      <w:r>
+        <w:rPr>
+          <w:rFonts w:ascii="Times New Roman" w:eastAsia="Calibri" w:hAnsi="Times New Roman" w:cs="Times New Roman"/>
+          <w:b/>
+          <w:lang w:eastAsia="ru-RU"/>
+        </w:rPr>
+        <w:t>(</w:t>
+      </w:r>
+      <w:proofErr w:type="gramEnd"/>
+      <w:r>
+        <w:rPr>
+          <w:rFonts w:ascii="Times New Roman" w:eastAsia="Calibri" w:hAnsi="Times New Roman" w:cs="Times New Roman"/>
+          <w:b/>
+          <w:lang w:eastAsia="ru-RU"/>
+        </w:rPr>
+        <w:t>а)</w:t>
+      </w:r>
+      <w:r>
+        <w:rPr>
+          <w:rFonts w:ascii="Times New Roman" w:eastAsia="Calibri" w:hAnsi="Times New Roman" w:cs="Times New Roman"/>
+          <w:b/>
+          <w:lang w:eastAsia="ru-RU"/>
+        </w:rPr>
+        <w:t xml:space="preserve"> к исполнению</w:t>
+      </w:r>
+      <w:r>
+        <w:rPr>
+          <w:rFonts w:ascii="Times New Roman" w:eastAsia="Calibri" w:hAnsi="Times New Roman" w:cs="Times New Roman"/>
+          <w:b/>
+          <w:lang w:eastAsia="ru-RU"/>
+        </w:rPr>
+        <w:t>:</w:t>
+      </w:r>
+      <w:r>
+        <w:rPr>
+          <w:rFonts w:ascii="Times New Roman" w:eastAsia="Calibri" w:hAnsi="Times New Roman" w:cs="Times New Roman"/>
+          <w:b/>
+          <w:lang w:eastAsia="ru-RU"/>
+        </w:rPr>
+        <w:t xml:space="preserve"> __________</w:t>
+      </w:r>
+      <w:r>
+        <w:rPr>
+          <w:rFonts w:ascii="Times New Roman" w:eastAsia="Calibri" w:hAnsi="Times New Roman" w:cs="Times New Roman"/>
+          <w:b/>
+          <w:lang w:eastAsia="ru-RU"/>
+        </w:rPr>
+        <w:t xml:space="preserve">_____ </w:t>
+      </w:r>
+      <w:r>
+        <w:rPr>
+          <w:rFonts w:ascii="Times New Roman" w:eastAsia="Calibri" w:hAnsi="Times New Roman" w:cs="Times New Roman"/>
+          <w:b/>
+          <w:lang w:eastAsia="ru-RU"/>
+        </w:rPr>
+        <w:t xml:space="preserve"> </w:t>
+      </w:r>
+      <w:proofErr w:type="spellStart"/>
+      <w:r>
+        <w:rPr>
+          <w:rFonts w:ascii="Times New Roman" w:eastAsia="Times New Roman" w:hAnsi="Times New Roman" w:cs="Times New Roman"/>
+          <w:u w:val="single"/>
+        </w:rPr>
+        <w:t>Шелбогашев</w:t>
+      </w:r>
+      <w:proofErr w:type="spellEnd"/>
+      <w:r>
+        <w:rPr>
+          <w:rFonts w:ascii="Times New Roman" w:eastAsia="Times New Roman" w:hAnsi="Times New Roman" w:cs="Times New Roman"/>
+          <w:u w:val="single"/>
+        </w:rPr>
+        <w:t xml:space="preserve"> Эрик Сергеевич</w:t>
+      </w:r>
     </w:p>
     <w:p>
       <w:pPr>
@@ -4318,6 +3873,7 @@
         </w:rPr>
         <w:t>обучающегося</w:t>
       </w:r>
+      <w:proofErr w:type="gramEnd"/>
       <w:r>
         <w:rPr>
           <w:rFonts w:ascii="Times New Roman" w:eastAsia="Calibri" w:hAnsi="Times New Roman" w:cs="Times New Roman"/>
@@ -4334,17 +3890,7 @@
           <w:szCs w:val="16"/>
           <w:lang w:eastAsia="ru-RU"/>
         </w:rPr>
-        <w:t xml:space="preserve">   </w:t>
-      </w:r>
-      <w:proofErr w:type="gramEnd"/>
-      <w:r>
-        <w:rPr>
-          <w:rFonts w:ascii="Times New Roman" w:eastAsia="Calibri" w:hAnsi="Times New Roman" w:cs="Times New Roman"/>
-          <w:sz w:val="16"/>
-          <w:szCs w:val="16"/>
-          <w:lang w:eastAsia="ru-RU"/>
-        </w:rPr>
-        <w:t xml:space="preserve">            </w:t>
+        <w:t xml:space="preserve">               </w:t>
       </w:r>
       <w:r>
         <w:rPr>
@@ -4401,7 +3947,6 @@
           <w:rFonts w:ascii="Times New Roman" w:eastAsia="Calibri" w:hAnsi="Times New Roman" w:cs="Times New Roman"/>
           <w:lang w:eastAsia="ru-RU"/>
         </w:rPr>
-        <w:lastRenderedPageBreak/>
         <w:t>Инструктаж обучающегося</w:t>
       </w:r>
       <w:r>
@@ -4483,14 +4028,12 @@
         </w:rPr>
         <w:t xml:space="preserve">от </w:t>
       </w:r>
-      <w:proofErr w:type="spellStart"/>
       <w:r>
         <w:rPr>
           <w:rFonts w:ascii="Times New Roman" w:hAnsi="Times New Roman" w:cs="Times New Roman"/>
         </w:rPr>
         <w:t>«27» января 2025 г. №14</w:t>
       </w:r>
-      <w:proofErr w:type="spellEnd"/>
     </w:p>
     <w:p>
       <w:pPr>
@@ -4607,33 +4150,38 @@
         </w:rPr>
         <w:t xml:space="preserve">           </w:t>
       </w:r>
+      <w:r>
+        <w:rPr>
+          <w:rFonts w:ascii="Times New Roman" w:eastAsia="Times New Roman" w:hAnsi="Times New Roman" w:cs="Times New Roman"/>
+          <w:u w:val="single"/>
+        </w:rPr>
+        <w:t>Савостьянов А. Н.</w:t>
+      </w:r>
+      <w:r>
+        <w:rPr>
+          <w:rFonts w:ascii="Times New Roman" w:eastAsia="Times New Roman" w:hAnsi="Times New Roman" w:cs="Times New Roman"/>
+        </w:rPr>
+        <w:t xml:space="preserve">, </w:t>
+      </w:r>
       <w:proofErr w:type="spellStart"/>
       <w:r>
         <w:rPr>
           <w:rFonts w:ascii="Times New Roman" w:eastAsia="Times New Roman" w:hAnsi="Times New Roman" w:cs="Times New Roman"/>
           <w:u w:val="single"/>
         </w:rPr>
-        <w:t>Савостьянов А. Н.</w:t>
+        <w:t>в.н.с</w:t>
       </w:r>
       <w:proofErr w:type="spellEnd"/>
       <w:r>
         <w:rPr>
           <w:rFonts w:ascii="Times New Roman" w:eastAsia="Times New Roman" w:hAnsi="Times New Roman" w:cs="Times New Roman"/>
-        </w:rPr>
-        <w:t xml:space="preserve">, </w:t>
-      </w:r>
-      <w:proofErr w:type="spellStart"/>
+          <w:u w:val="single"/>
+        </w:rPr>
+        <w:t>.</w:t>
+      </w:r>
       <w:r>
         <w:rPr>
           <w:rFonts w:ascii="Times New Roman" w:eastAsia="Times New Roman" w:hAnsi="Times New Roman" w:cs="Times New Roman"/>
-          <w:u w:val="single"/>
-        </w:rPr>
-        <w:t>в.н.с.</w:t>
-      </w:r>
-      <w:proofErr w:type="spellEnd"/>
-      <w:r>
-        <w:rPr>
-          <w:rFonts w:ascii="Times New Roman" w:eastAsia="Times New Roman" w:hAnsi="Times New Roman" w:cs="Times New Roman"/>
           <w:sz w:val="16"/>
           <w:szCs w:val="16"/>
         </w:rPr>
@@ -4769,7 +4317,6 @@
         </w:rPr>
         <w:t xml:space="preserve">                        </w:t>
       </w:r>
-      <w:proofErr w:type="gramStart"/>
       <w:r>
         <w:rPr>
           <w:rFonts w:ascii="Times New Roman" w:eastAsia="Calibri" w:hAnsi="Times New Roman" w:cs="Times New Roman"/>
@@ -4779,7 +4326,6 @@
         </w:rPr>
         <w:t xml:space="preserve">   (</w:t>
       </w:r>
-      <w:proofErr w:type="gramEnd"/>
       <w:r>
         <w:rPr>
           <w:rFonts w:ascii="Times New Roman" w:eastAsia="Calibri" w:hAnsi="Times New Roman" w:cs="Times New Roman"/>
@@ -4809,6 +4355,7 @@
           <w:vertAlign w:val="superscript"/>
           <w:lang w:eastAsia="ru-RU"/>
         </w:rPr>
+        <w:lastRenderedPageBreak/>
         <w:t>*</w:t>
       </w:r>
       <w:r>
@@ -4859,8 +4406,8 @@
 </file>
 
 <file path=word/numbering.xml><?xml version="1.0" encoding="utf-8"?>
-<w:numbering xmlns:wpc="http://schemas.microsoft.com/office/word/2010/wordprocessingCanvas" xmlns:cx="http://schemas.microsoft.com/office/drawing/2014/chartex" xmlns:cx1="http://schemas.microsoft.com/office/drawing/2015/9/8/chartex" xmlns:cx2="http://schemas.microsoft.com/office/drawing/2015/10/21/chartex" xmlns:cx3="http://schemas.microsoft.com/office/drawing/2016/5/9/chartex" xmlns:cx4="http://schemas.microsoft.com/office/drawing/2016/5/10/chartex" xmlns:cx5="http://schemas.microsoft.com/office/drawing/2016/5/11/chartex" xmlns:cx6="http://schemas.microsoft.com/office/drawing/2016/5/12/chartex" xmlns:cx7="http://schemas.microsoft.com/office/drawing/2016/5/13/chartex" xmlns:cx8="http://schemas.microsoft.com/office/drawing/2016/5/14/chartex" xmlns:mc="http://schemas.openxmlformats.org/markup-compatibility/2006" xmlns:aink="http://schemas.microsoft.com/office/drawing/2016/ink" xmlns:am3d="http://schemas.microsoft.com/office/drawing/2017/model3d" xmlns:o="urn:schemas-microsoft-com:office:office" xmlns:r="http://schemas.openxmlformats.org/officeDocument/2006/relationships" xmlns:m="http://schemas.openxmlformats.org/officeDocument/2006/math" xmlns:v="urn:schemas-microsoft-com:vml" xmlns:wp14="http://schemas.microsoft.com/office/word/2010/wordprocessingDrawing" xmlns:wp="http://schemas.openxmlformats.org/drawingml/2006/wordprocessingDrawing" xmlns:w10="urn:schemas-microsoft-com:office:word" xmlns:w="http://schemas.openxmlformats.org/wordprocessingml/2006/main" xmlns:w14="http://schemas.microsoft.com/office/word/2010/wordml" xmlns:w15="http://schemas.microsoft.com/office/word/2012/wordml" xmlns:w16cex="http://schemas.microsoft.com/office/word/2018/wordml/cex" xmlns:w16cid="http://schemas.microsoft.com/office/word/2016/wordml/cid" xmlns:w16="http://schemas.microsoft.com/office/word/2018/wordml" xmlns:w16sdtdh="http://schemas.microsoft.com/office/word/2020/wordml/sdtdatahash" xmlns:w16se="http://schemas.microsoft.com/office/word/2015/wordml/symex" xmlns:wpg="http://schemas.microsoft.com/office/word/2010/wordprocessingGroup" xmlns:wpi="http://schemas.microsoft.com/office/word/2010/wordprocessingInk" xmlns:wne="http://schemas.microsoft.com/office/word/2006/wordml" xmlns:wps="http://schemas.microsoft.com/office/word/2010/wordprocessingShape" mc:Ignorable="w14 w15 w16se w16cid w16 w16cex w16sdtdh wp14">
-  <w:abstractNum w:abstractNumId="0" w15:restartNumberingAfterBreak="0">
+<w:numbering xmlns:wpc="http://schemas.microsoft.com/office/word/2010/wordprocessingCanvas" xmlns:mc="http://schemas.openxmlformats.org/markup-compatibility/2006" xmlns:o="urn:schemas-microsoft-com:office:office" xmlns:r="http://schemas.openxmlformats.org/officeDocument/2006/relationships" xmlns:m="http://schemas.openxmlformats.org/officeDocument/2006/math" xmlns:v="urn:schemas-microsoft-com:vml" xmlns:wp14="http://schemas.microsoft.com/office/word/2010/wordprocessingDrawing" xmlns:wp="http://schemas.openxmlformats.org/drawingml/2006/wordprocessingDrawing" xmlns:w10="urn:schemas-microsoft-com:office:word" xmlns:w="http://schemas.openxmlformats.org/wordprocessingml/2006/main" xmlns:w14="http://schemas.microsoft.com/office/word/2010/wordml" xmlns:wpg="http://schemas.microsoft.com/office/word/2010/wordprocessingGroup" xmlns:wpi="http://schemas.microsoft.com/office/word/2010/wordprocessingInk" xmlns:wne="http://schemas.microsoft.com/office/word/2006/wordml" xmlns:wps="http://schemas.microsoft.com/office/word/2010/wordprocessingShape" mc:Ignorable="w14 wp14">
+  <w:abstractNum w:abstractNumId="0">
     <w:nsid w:val="16834CCD"/>
     <w:multiLevelType w:val="hybridMultilevel"/>
     <w:tmpl w:val="76B0E126"/>
@@ -4949,7 +4496,7 @@
       </w:pPr>
     </w:lvl>
   </w:abstractNum>
-  <w:abstractNum w:abstractNumId="1" w15:restartNumberingAfterBreak="0">
+  <w:abstractNum w:abstractNumId="1">
     <w:nsid w:val="3421155A"/>
     <w:multiLevelType w:val="multilevel"/>
     <w:tmpl w:val="BB0C5976"/>
@@ -5045,7 +4592,7 @@
 </file>
 
 <file path=word/styles.xml><?xml version="1.0" encoding="utf-8"?>
-<w:styles xmlns:mc="http://schemas.openxmlformats.org/markup-compatibility/2006" xmlns:r="http://schemas.openxmlformats.org/officeDocument/2006/relationships" xmlns:w="http://schemas.openxmlformats.org/wordprocessingml/2006/main" xmlns:w14="http://schemas.microsoft.com/office/word/2010/wordml" xmlns:w15="http://schemas.microsoft.com/office/word/2012/wordml" xmlns:w16cex="http://schemas.microsoft.com/office/word/2018/wordml/cex" xmlns:w16cid="http://schemas.microsoft.com/office/word/2016/wordml/cid" xmlns:w16="http://schemas.microsoft.com/office/word/2018/wordml" xmlns:w16sdtdh="http://schemas.microsoft.com/office/word/2020/wordml/sdtdatahash" xmlns:w16se="http://schemas.microsoft.com/office/word/2015/wordml/symex" mc:Ignorable="w14 w15 w16se w16cid w16 w16cex w16sdtdh">
+<w:styles xmlns:mc="http://schemas.openxmlformats.org/markup-compatibility/2006" xmlns:r="http://schemas.openxmlformats.org/officeDocument/2006/relationships" xmlns:w="http://schemas.openxmlformats.org/wordprocessingml/2006/main" xmlns:w14="http://schemas.microsoft.com/office/word/2010/wordml" mc:Ignorable="w14">
   <w:docDefaults>
     <w:rPrDefault>
       <w:rPr>
@@ -5061,380 +4608,400 @@
       </w:pPr>
     </w:pPrDefault>
   </w:docDefaults>
-  <w:latentStyles w:defLockedState="0" w:defUIPriority="99" w:defSemiHidden="0" w:defUnhideWhenUsed="0" w:defQFormat="0" w:count="376">
-    <w:lsdException w:name="Normal" w:uiPriority="0" w:qFormat="1"/>
-    <w:lsdException w:name="heading 1" w:uiPriority="9" w:qFormat="1"/>
-    <w:lsdException w:name="heading 2" w:semiHidden="1" w:uiPriority="9" w:unhideWhenUsed="1" w:qFormat="1"/>
-    <w:lsdException w:name="heading 3" w:semiHidden="1" w:uiPriority="9" w:unhideWhenUsed="1" w:qFormat="1"/>
-    <w:lsdException w:name="heading 4" w:semiHidden="1" w:uiPriority="9" w:unhideWhenUsed="1" w:qFormat="1"/>
-    <w:lsdException w:name="heading 5" w:semiHidden="1" w:uiPriority="9" w:unhideWhenUsed="1" w:qFormat="1"/>
-    <w:lsdException w:name="heading 6" w:semiHidden="1" w:uiPriority="9" w:unhideWhenUsed="1" w:qFormat="1"/>
-    <w:lsdException w:name="heading 7" w:semiHidden="1" w:uiPriority="9" w:unhideWhenUsed="1" w:qFormat="1"/>
-    <w:lsdException w:name="heading 8" w:semiHidden="1" w:uiPriority="9" w:unhideWhenUsed="1" w:qFormat="1"/>
-    <w:lsdException w:name="heading 9" w:semiHidden="1" w:uiPriority="9" w:unhideWhenUsed="1" w:qFormat="1"/>
-    <w:lsdException w:name="index 1" w:semiHidden="1" w:unhideWhenUsed="1"/>
-    <w:lsdException w:name="index 2" w:semiHidden="1" w:unhideWhenUsed="1"/>
-    <w:lsdException w:name="index 3" w:semiHidden="1" w:unhideWhenUsed="1"/>
-    <w:lsdException w:name="index 4" w:semiHidden="1" w:unhideWhenUsed="1"/>
-    <w:lsdException w:name="index 5" w:semiHidden="1" w:unhideWhenUsed="1"/>
-    <w:lsdException w:name="index 6" w:semiHidden="1" w:unhideWhenUsed="1"/>
-    <w:lsdException w:name="index 7" w:semiHidden="1" w:unhideWhenUsed="1"/>
-    <w:lsdException w:name="index 8" w:semiHidden="1" w:unhideWhenUsed="1"/>
-    <w:lsdException w:name="index 9" w:semiHidden="1" w:unhideWhenUsed="1"/>
-    <w:lsdException w:name="toc 1" w:semiHidden="1" w:uiPriority="39" w:unhideWhenUsed="1"/>
-    <w:lsdException w:name="toc 2" w:semiHidden="1" w:uiPriority="39" w:unhideWhenUsed="1"/>
-    <w:lsdException w:name="toc 3" w:semiHidden="1" w:uiPriority="39" w:unhideWhenUsed="1"/>
-    <w:lsdException w:name="toc 4" w:semiHidden="1" w:uiPriority="39" w:unhideWhenUsed="1"/>
-    <w:lsdException w:name="toc 5" w:semiHidden="1" w:uiPriority="39" w:unhideWhenUsed="1"/>
-    <w:lsdException w:name="toc 6" w:semiHidden="1" w:uiPriority="39" w:unhideWhenUsed="1"/>
-    <w:lsdException w:name="toc 7" w:semiHidden="1" w:uiPriority="39" w:unhideWhenUsed="1"/>
-    <w:lsdException w:name="toc 8" w:semiHidden="1" w:uiPriority="39" w:unhideWhenUsed="1"/>
-    <w:lsdException w:name="toc 9" w:semiHidden="1" w:uiPriority="39" w:unhideWhenUsed="1"/>
-    <w:lsdException w:name="Normal Indent" w:semiHidden="1" w:unhideWhenUsed="1"/>
-    <w:lsdException w:name="footnote text" w:semiHidden="1" w:unhideWhenUsed="1"/>
-    <w:lsdException w:name="annotation text" w:semiHidden="1" w:unhideWhenUsed="1"/>
-    <w:lsdException w:name="header" w:semiHidden="1" w:unhideWhenUsed="1"/>
-    <w:lsdException w:name="footer" w:semiHidden="1" w:unhideWhenUsed="1"/>
-    <w:lsdException w:name="index heading" w:semiHidden="1" w:unhideWhenUsed="1"/>
-    <w:lsdException w:name="caption" w:semiHidden="1" w:uiPriority="35" w:unhideWhenUsed="1" w:qFormat="1"/>
-    <w:lsdException w:name="table of figures" w:semiHidden="1" w:unhideWhenUsed="1"/>
-    <w:lsdException w:name="envelope address" w:semiHidden="1" w:unhideWhenUsed="1"/>
-    <w:lsdException w:name="envelope return" w:semiHidden="1" w:unhideWhenUsed="1"/>
-    <w:lsdException w:name="footnote reference" w:semiHidden="1" w:unhideWhenUsed="1"/>
-    <w:lsdException w:name="annotation reference" w:semiHidden="1" w:unhideWhenUsed="1"/>
-    <w:lsdException w:name="line number" w:semiHidden="1" w:unhideWhenUsed="1"/>
-    <w:lsdException w:name="page number" w:semiHidden="1" w:unhideWhenUsed="1"/>
-    <w:lsdException w:name="endnote reference" w:semiHidden="1" w:unhideWhenUsed="1"/>
-    <w:lsdException w:name="endnote text" w:semiHidden="1" w:unhideWhenUsed="1"/>
-    <w:lsdException w:name="table of authorities" w:semiHidden="1" w:unhideWhenUsed="1"/>
-    <w:lsdException w:name="macro" w:semiHidden="1" w:unhideWhenUsed="1"/>
-    <w:lsdException w:name="toa heading" w:semiHidden="1" w:unhideWhenUsed="1"/>
-    <w:lsdException w:name="List" w:semiHidden="1" w:unhideWhenUsed="1"/>
-    <w:lsdException w:name="List Bullet" w:semiHidden="1" w:unhideWhenUsed="1"/>
-    <w:lsdException w:name="List Number" w:semiHidden="1" w:unhideWhenUsed="1"/>
-    <w:lsdException w:name="List 2" w:semiHidden="1" w:unhideWhenUsed="1"/>
-    <w:lsdException w:name="List 3" w:semiHidden="1" w:unhideWhenUsed="1"/>
-    <w:lsdException w:name="List 4" w:semiHidden="1" w:unhideWhenUsed="1"/>
-    <w:lsdException w:name="List 5" w:semiHidden="1" w:unhideWhenUsed="1"/>
-    <w:lsdException w:name="List Bullet 2" w:semiHidden="1" w:unhideWhenUsed="1"/>
-    <w:lsdException w:name="List Bullet 3" w:semiHidden="1" w:unhideWhenUsed="1"/>
-    <w:lsdException w:name="List Bullet 4" w:semiHidden="1" w:unhideWhenUsed="1"/>
-    <w:lsdException w:name="List Bullet 5" w:semiHidden="1" w:unhideWhenUsed="1"/>
-    <w:lsdException w:name="List Number 2" w:semiHidden="1" w:unhideWhenUsed="1"/>
-    <w:lsdException w:name="List Number 3" w:semiHidden="1" w:unhideWhenUsed="1"/>
-    <w:lsdException w:name="List Number 4" w:semiHidden="1" w:unhideWhenUsed="1"/>
-    <w:lsdException w:name="List Number 5" w:semiHidden="1" w:unhideWhenUsed="1"/>
-    <w:lsdException w:name="Title" w:uiPriority="10" w:qFormat="1"/>
-    <w:lsdException w:name="Closing" w:semiHidden="1" w:unhideWhenUsed="1"/>
-    <w:lsdException w:name="Signature" w:semiHidden="1" w:unhideWhenUsed="1"/>
-    <w:lsdException w:name="Default Paragraph Font" w:semiHidden="1" w:uiPriority="1" w:unhideWhenUsed="1"/>
-    <w:lsdException w:name="Body Text" w:semiHidden="1" w:unhideWhenUsed="1"/>
-    <w:lsdException w:name="Body Text Indent" w:semiHidden="1" w:unhideWhenUsed="1"/>
-    <w:lsdException w:name="List Continue" w:semiHidden="1" w:unhideWhenUsed="1"/>
-    <w:lsdException w:name="List Continue 2" w:semiHidden="1" w:unhideWhenUsed="1"/>
-    <w:lsdException w:name="List Continue 3" w:semiHidden="1" w:unhideWhenUsed="1"/>
-    <w:lsdException w:name="List Continue 4" w:semiHidden="1" w:unhideWhenUsed="1"/>
-    <w:lsdException w:name="List Continue 5" w:semiHidden="1" w:unhideWhenUsed="1"/>
-    <w:lsdException w:name="Message Header" w:semiHidden="1" w:unhideWhenUsed="1"/>
-    <w:lsdException w:name="Subtitle" w:uiPriority="11" w:qFormat="1"/>
-    <w:lsdException w:name="Salutation" w:semiHidden="1" w:unhideWhenUsed="1"/>
-    <w:lsdException w:name="Date" w:semiHidden="1" w:unhideWhenUsed="1"/>
-    <w:lsdException w:name="Body Text First Indent" w:semiHidden="1" w:unhideWhenUsed="1"/>
-    <w:lsdException w:name="Body Text First Indent 2" w:semiHidden="1" w:unhideWhenUsed="1"/>
-    <w:lsdException w:name="Note Heading" w:semiHidden="1" w:unhideWhenUsed="1"/>
-    <w:lsdException w:name="Body Text 2" w:semiHidden="1" w:unhideWhenUsed="1"/>
-    <w:lsdException w:name="Body Text 3" w:semiHidden="1" w:unhideWhenUsed="1"/>
-    <w:lsdException w:name="Body Text Indent 2" w:semiHidden="1" w:unhideWhenUsed="1"/>
-    <w:lsdException w:name="Body Text Indent 3" w:semiHidden="1" w:unhideWhenUsed="1"/>
-    <w:lsdException w:name="Block Text" w:semiHidden="1" w:unhideWhenUsed="1"/>
-    <w:lsdException w:name="Hyperlink" w:semiHidden="1" w:unhideWhenUsed="1"/>
-    <w:lsdException w:name="FollowedHyperlink" w:semiHidden="1" w:unhideWhenUsed="1"/>
-    <w:lsdException w:name="Strong" w:uiPriority="22" w:qFormat="1"/>
-    <w:lsdException w:name="Emphasis" w:uiPriority="20" w:qFormat="1"/>
-    <w:lsdException w:name="Document Map" w:semiHidden="1" w:unhideWhenUsed="1"/>
-    <w:lsdException w:name="Plain Text" w:semiHidden="1" w:unhideWhenUsed="1"/>
-    <w:lsdException w:name="E-mail Signature" w:semiHidden="1" w:unhideWhenUsed="1"/>
-    <w:lsdException w:name="HTML Top of Form" w:semiHidden="1" w:unhideWhenUsed="1"/>
-    <w:lsdException w:name="HTML Bottom of Form" w:semiHidden="1" w:unhideWhenUsed="1"/>
-    <w:lsdException w:name="Normal (Web)" w:semiHidden="1" w:unhideWhenUsed="1"/>
-    <w:lsdException w:name="HTML Acronym" w:semiHidden="1" w:unhideWhenUsed="1"/>
-    <w:lsdException w:name="HTML Address" w:semiHidden="1" w:unhideWhenUsed="1"/>
-    <w:lsdException w:name="HTML Cite" w:semiHidden="1" w:unhideWhenUsed="1"/>
-    <w:lsdException w:name="HTML Code" w:semiHidden="1" w:unhideWhenUsed="1"/>
-    <w:lsdException w:name="HTML Definition" w:semiHidden="1" w:unhideWhenUsed="1"/>
-    <w:lsdException w:name="HTML Keyboard" w:semiHidden="1" w:unhideWhenUsed="1"/>
-    <w:lsdException w:name="HTML Preformatted" w:semiHidden="1" w:unhideWhenUsed="1"/>
-    <w:lsdException w:name="HTML Sample" w:semiHidden="1" w:unhideWhenUsed="1"/>
-    <w:lsdException w:name="HTML Typewriter" w:semiHidden="1" w:unhideWhenUsed="1"/>
-    <w:lsdException w:name="HTML Variable" w:semiHidden="1" w:unhideWhenUsed="1"/>
-    <w:lsdException w:name="annotation subject" w:semiHidden="1" w:unhideWhenUsed="1"/>
-    <w:lsdException w:name="No List" w:semiHidden="1" w:unhideWhenUsed="1"/>
-    <w:lsdException w:name="Outline List 1" w:semiHidden="1" w:unhideWhenUsed="1"/>
-    <w:lsdException w:name="Outline List 2" w:semiHidden="1" w:unhideWhenUsed="1"/>
-    <w:lsdException w:name="Outline List 3" w:semiHidden="1" w:unhideWhenUsed="1"/>
-    <w:lsdException w:name="Table Simple 1" w:semiHidden="1" w:unhideWhenUsed="1"/>
-    <w:lsdException w:name="Table Simple 2" w:semiHidden="1" w:unhideWhenUsed="1"/>
-    <w:lsdException w:name="Table Simple 3" w:semiHidden="1" w:unhideWhenUsed="1"/>
-    <w:lsdException w:name="Table Classic 1" w:semiHidden="1" w:unhideWhenUsed="1"/>
-    <w:lsdException w:name="Table Classic 2" w:semiHidden="1" w:unhideWhenUsed="1"/>
-    <w:lsdException w:name="Table Classic 3" w:semiHidden="1" w:unhideWhenUsed="1"/>
-    <w:lsdException w:name="Table Classic 4" w:semiHidden="1" w:unhideWhenUsed="1"/>
-    <w:lsdException w:name="Table Colorful 1" w:semiHidden="1" w:unhideWhenUsed="1"/>
-    <w:lsdException w:name="Table Colorful 2" w:semiHidden="1" w:unhideWhenUsed="1"/>
-    <w:lsdException w:name="Table Colorful 3" w:semiHidden="1" w:unhideWhenUsed="1"/>
-    <w:lsdException w:name="Table Columns 1" w:semiHidden="1" w:unhideWhenUsed="1"/>
-    <w:lsdException w:name="Table Columns 2" w:semiHidden="1" w:unhideWhenUsed="1"/>
-    <w:lsdException w:name="Table Columns 3" w:semiHidden="1" w:unhideWhenUsed="1"/>
-    <w:lsdException w:name="Table Columns 4" w:semiHidden="1" w:unhideWhenUsed="1"/>
-    <w:lsdException w:name="Table Columns 5" w:semiHidden="1" w:unhideWhenUsed="1"/>
-    <w:lsdException w:name="Table Grid 1" w:semiHidden="1" w:unhideWhenUsed="1"/>
-    <w:lsdException w:name="Table Grid 2" w:semiHidden="1" w:unhideWhenUsed="1"/>
-    <w:lsdException w:name="Table Grid 3" w:semiHidden="1" w:unhideWhenUsed="1"/>
-    <w:lsdException w:name="Table Grid 4" w:semiHidden="1" w:unhideWhenUsed="1"/>
-    <w:lsdException w:name="Table Grid 5" w:semiHidden="1" w:unhideWhenUsed="1"/>
-    <w:lsdException w:name="Table Grid 6" w:semiHidden="1" w:unhideWhenUsed="1"/>
-    <w:lsdException w:name="Table Grid 7" w:semiHidden="1" w:unhideWhenUsed="1"/>
-    <w:lsdException w:name="Table Grid 8" w:semiHidden="1" w:unhideWhenUsed="1"/>
-    <w:lsdException w:name="Table List 1" w:semiHidden="1" w:unhideWhenUsed="1"/>
-    <w:lsdException w:name="Table List 2" w:semiHidden="1" w:unhideWhenUsed="1"/>
-    <w:lsdException w:name="Table List 3" w:semiHidden="1" w:unhideWhenUsed="1"/>
-    <w:lsdException w:name="Table List 4" w:semiHidden="1" w:unhideWhenUsed="1"/>
-    <w:lsdException w:name="Table List 5" w:semiHidden="1" w:unhideWhenUsed="1"/>
-    <w:lsdException w:name="Table List 6" w:semiHidden="1" w:unhideWhenUsed="1"/>
-    <w:lsdException w:name="Table List 7" w:semiHidden="1" w:unhideWhenUsed="1"/>
-    <w:lsdException w:name="Table List 8" w:semiHidden="1" w:unhideWhenUsed="1"/>
-    <w:lsdException w:name="Table 3D effects 1" w:semiHidden="1" w:unhideWhenUsed="1"/>
-    <w:lsdException w:name="Table 3D effects 2" w:semiHidden="1" w:unhideWhenUsed="1"/>
-    <w:lsdException w:name="Table 3D effects 3" w:semiHidden="1" w:unhideWhenUsed="1"/>
-    <w:lsdException w:name="Table Contemporary" w:semiHidden="1" w:unhideWhenUsed="1"/>
-    <w:lsdException w:name="Table Elegant" w:semiHidden="1" w:unhideWhenUsed="1"/>
-    <w:lsdException w:name="Table Professional" w:semiHidden="1" w:unhideWhenUsed="1"/>
-    <w:lsdException w:name="Table Subtle 1" w:semiHidden="1" w:unhideWhenUsed="1"/>
-    <w:lsdException w:name="Table Subtle 2" w:semiHidden="1" w:unhideWhenUsed="1"/>
-    <w:lsdException w:name="Table Web 1" w:semiHidden="1" w:unhideWhenUsed="1"/>
-    <w:lsdException w:name="Table Web 2" w:semiHidden="1" w:unhideWhenUsed="1"/>
-    <w:lsdException w:name="Balloon Text" w:semiHidden="1" w:unhideWhenUsed="1"/>
-    <w:lsdException w:name="Table Grid" w:uiPriority="59"/>
-    <w:lsdException w:name="Placeholder Text" w:semiHidden="1"/>
-    <w:lsdException w:name="No Spacing" w:uiPriority="1" w:qFormat="1"/>
-    <w:lsdException w:name="Light Shading" w:uiPriority="60"/>
-    <w:lsdException w:name="Light List" w:uiPriority="61"/>
-    <w:lsdException w:name="Light Grid" w:uiPriority="62"/>
-    <w:lsdException w:name="Medium Shading 1" w:uiPriority="63"/>
-    <w:lsdException w:name="Medium Shading 2" w:uiPriority="64"/>
-    <w:lsdException w:name="Medium List 1" w:uiPriority="65"/>
-    <w:lsdException w:name="Medium List 2" w:uiPriority="66"/>
-    <w:lsdException w:name="Medium Grid 1" w:uiPriority="67"/>
-    <w:lsdException w:name="Medium Grid 2" w:uiPriority="68"/>
-    <w:lsdException w:name="Medium Grid 3" w:uiPriority="69"/>
-    <w:lsdException w:name="Dark List" w:uiPriority="70"/>
-    <w:lsdException w:name="Colorful Shading" w:uiPriority="71"/>
-    <w:lsdException w:name="Colorful List" w:uiPriority="72"/>
-    <w:lsdException w:name="Colorful Grid" w:uiPriority="73"/>
-    <w:lsdException w:name="Light Shading Accent 1" w:uiPriority="60"/>
-    <w:lsdException w:name="Light List Accent 1" w:uiPriority="61"/>
-    <w:lsdException w:name="Light Grid Accent 1" w:uiPriority="62"/>
-    <w:lsdException w:name="Medium Shading 1 Accent 1" w:uiPriority="63"/>
-    <w:lsdException w:name="Medium Shading 2 Accent 1" w:uiPriority="64"/>
-    <w:lsdException w:name="Medium List 1 Accent 1" w:uiPriority="65"/>
-    <w:lsdException w:name="Revision" w:semiHidden="1"/>
-    <w:lsdException w:name="List Paragraph" w:uiPriority="34" w:qFormat="1"/>
-    <w:lsdException w:name="Quote" w:uiPriority="29" w:qFormat="1"/>
-    <w:lsdException w:name="Intense Quote" w:uiPriority="30" w:qFormat="1"/>
-    <w:lsdException w:name="Medium List 2 Accent 1" w:uiPriority="66"/>
-    <w:lsdException w:name="Medium Grid 1 Accent 1" w:uiPriority="67"/>
-    <w:lsdException w:name="Medium Grid 2 Accent 1" w:uiPriority="68"/>
-    <w:lsdException w:name="Medium Grid 3 Accent 1" w:uiPriority="69"/>
-    <w:lsdException w:name="Dark List Accent 1" w:uiPriority="70"/>
-    <w:lsdException w:name="Colorful Shading Accent 1" w:uiPriority="71"/>
-    <w:lsdException w:name="Colorful List Accent 1" w:uiPriority="72"/>
-    <w:lsdException w:name="Colorful Grid Accent 1" w:uiPriority="73"/>
-    <w:lsdException w:name="Light Shading Accent 2" w:uiPriority="60"/>
-    <w:lsdException w:name="Light List Accent 2" w:uiPriority="61"/>
-    <w:lsdException w:name="Light Grid Accent 2" w:uiPriority="62"/>
-    <w:lsdException w:name="Medium Shading 1 Accent 2" w:uiPriority="63"/>
-    <w:lsdException w:name="Medium Shading 2 Accent 2" w:uiPriority="64"/>
-    <w:lsdException w:name="Medium List 1 Accent 2" w:uiPriority="65"/>
-    <w:lsdException w:name="Medium List 2 Accent 2" w:uiPriority="66"/>
-    <w:lsdException w:name="Medium Grid 1 Accent 2" w:uiPriority="67"/>
-    <w:lsdException w:name="Medium Grid 2 Accent 2" w:uiPriority="68"/>
-    <w:lsdException w:name="Medium Grid 3 Accent 2" w:uiPriority="69"/>
-    <w:lsdException w:name="Dark List Accent 2" w:uiPriority="70"/>
-    <w:lsdException w:name="Colorful Shading Accent 2" w:uiPriority="71"/>
-    <w:lsdException w:name="Colorful List Accent 2" w:uiPriority="72"/>
-    <w:lsdException w:name="Colorful Grid Accent 2" w:uiPriority="73"/>
-    <w:lsdException w:name="Light Shading Accent 3" w:uiPriority="60"/>
-    <w:lsdException w:name="Light List Accent 3" w:uiPriority="61"/>
-    <w:lsdException w:name="Light Grid Accent 3" w:uiPriority="62"/>
-    <w:lsdException w:name="Medium Shading 1 Accent 3" w:uiPriority="63"/>
-    <w:lsdException w:name="Medium Shading 2 Accent 3" w:uiPriority="64"/>
-    <w:lsdException w:name="Medium List 1 Accent 3" w:uiPriority="65"/>
-    <w:lsdException w:name="Medium List 2 Accent 3" w:uiPriority="66"/>
-    <w:lsdException w:name="Medium Grid 1 Accent 3" w:uiPriority="67"/>
-    <w:lsdException w:name="Medium Grid 2 Accent 3" w:uiPriority="68"/>
-    <w:lsdException w:name="Medium Grid 3 Accent 3" w:uiPriority="69"/>
-    <w:lsdException w:name="Dark List Accent 3" w:uiPriority="70"/>
-    <w:lsdException w:name="Colorful Shading Accent 3" w:uiPriority="71"/>
-    <w:lsdException w:name="Colorful List Accent 3" w:uiPriority="72"/>
-    <w:lsdException w:name="Colorful Grid Accent 3" w:uiPriority="73"/>
-    <w:lsdException w:name="Light Shading Accent 4" w:uiPriority="60"/>
-    <w:lsdException w:name="Light List Accent 4" w:uiPriority="61"/>
-    <w:lsdException w:name="Light Grid Accent 4" w:uiPriority="62"/>
-    <w:lsdException w:name="Medium Shading 1 Accent 4" w:uiPriority="63"/>
-    <w:lsdException w:name="Medium Shading 2 Accent 4" w:uiPriority="64"/>
-    <w:lsdException w:name="Medium List 1 Accent 4" w:uiPriority="65"/>
-    <w:lsdException w:name="Medium List 2 Accent 4" w:uiPriority="66"/>
-    <w:lsdException w:name="Medium Grid 1 Accent 4" w:uiPriority="67"/>
-    <w:lsdException w:name="Medium Grid 2 Accent 4" w:uiPriority="68"/>
-    <w:lsdException w:name="Medium Grid 3 Accent 4" w:uiPriority="69"/>
-    <w:lsdException w:name="Dark List Accent 4" w:uiPriority="70"/>
-    <w:lsdException w:name="Colorful Shading Accent 4" w:uiPriority="71"/>
-    <w:lsdException w:name="Colorful List Accent 4" w:uiPriority="72"/>
-    <w:lsdException w:name="Colorful Grid Accent 4" w:uiPriority="73"/>
-    <w:lsdException w:name="Light Shading Accent 5" w:uiPriority="60"/>
-    <w:lsdException w:name="Light List Accent 5" w:uiPriority="61"/>
-    <w:lsdException w:name="Light Grid Accent 5" w:uiPriority="62"/>
-    <w:lsdException w:name="Medium Shading 1 Accent 5" w:uiPriority="63"/>
-    <w:lsdException w:name="Medium Shading 2 Accent 5" w:uiPriority="64"/>
-    <w:lsdException w:name="Medium List 1 Accent 5" w:uiPriority="65"/>
-    <w:lsdException w:name="Medium List 2 Accent 5" w:uiPriority="66"/>
-    <w:lsdException w:name="Medium Grid 1 Accent 5" w:uiPriority="67"/>
-    <w:lsdException w:name="Medium Grid 2 Accent 5" w:uiPriority="68"/>
-    <w:lsdException w:name="Medium Grid 3 Accent 5" w:uiPriority="69"/>
-    <w:lsdException w:name="Dark List Accent 5" w:uiPriority="70"/>
-    <w:lsdException w:name="Colorful Shading Accent 5" w:uiPriority="71"/>
-    <w:lsdException w:name="Colorful List Accent 5" w:uiPriority="72"/>
-    <w:lsdException w:name="Colorful Grid Accent 5" w:uiPriority="73"/>
-    <w:lsdException w:name="Light Shading Accent 6" w:uiPriority="60"/>
-    <w:lsdException w:name="Light List Accent 6" w:uiPriority="61"/>
-    <w:lsdException w:name="Light Grid Accent 6" w:uiPriority="62"/>
-    <w:lsdException w:name="Medium Shading 1 Accent 6" w:uiPriority="63"/>
-    <w:lsdException w:name="Medium Shading 2 Accent 6" w:uiPriority="64"/>
-    <w:lsdException w:name="Medium List 1 Accent 6" w:uiPriority="65"/>
-    <w:lsdException w:name="Medium List 2 Accent 6" w:uiPriority="66"/>
-    <w:lsdException w:name="Medium Grid 1 Accent 6" w:uiPriority="67"/>
-    <w:lsdException w:name="Medium Grid 2 Accent 6" w:uiPriority="68"/>
-    <w:lsdException w:name="Medium Grid 3 Accent 6" w:uiPriority="69"/>
-    <w:lsdException w:name="Dark List Accent 6" w:uiPriority="70"/>
-    <w:lsdException w:name="Colorful Shading Accent 6" w:uiPriority="71"/>
-    <w:lsdException w:name="Colorful List Accent 6" w:uiPriority="72"/>
-    <w:lsdException w:name="Colorful Grid Accent 6" w:uiPriority="73"/>
-    <w:lsdException w:name="Subtle Emphasis" w:uiPriority="19" w:qFormat="1"/>
-    <w:lsdException w:name="Intense Emphasis" w:uiPriority="21" w:qFormat="1"/>
-    <w:lsdException w:name="Subtle Reference" w:uiPriority="31" w:qFormat="1"/>
-    <w:lsdException w:name="Intense Reference" w:uiPriority="32" w:qFormat="1"/>
-    <w:lsdException w:name="Book Title" w:uiPriority="33" w:qFormat="1"/>
-    <w:lsdException w:name="Bibliography" w:semiHidden="1" w:uiPriority="37" w:unhideWhenUsed="1"/>
-    <w:lsdException w:name="TOC Heading" w:semiHidden="1" w:uiPriority="39" w:unhideWhenUsed="1" w:qFormat="1"/>
-    <w:lsdException w:name="Plain Table 1" w:uiPriority="41"/>
-    <w:lsdException w:name="Plain Table 2" w:uiPriority="42"/>
-    <w:lsdException w:name="Plain Table 3" w:uiPriority="43"/>
-    <w:lsdException w:name="Plain Table 4" w:uiPriority="44"/>
-    <w:lsdException w:name="Plain Table 5" w:uiPriority="45"/>
-    <w:lsdException w:name="Grid Table Light" w:uiPriority="40"/>
-    <w:lsdException w:name="Grid Table 1 Light" w:uiPriority="46"/>
-    <w:lsdException w:name="Grid Table 2" w:uiPriority="47"/>
-    <w:lsdException w:name="Grid Table 3" w:uiPriority="48"/>
-    <w:lsdException w:name="Grid Table 4" w:uiPriority="49"/>
-    <w:lsdException w:name="Grid Table 5 Dark" w:uiPriority="50"/>
-    <w:lsdException w:name="Grid Table 6 Colorful" w:uiPriority="51"/>
-    <w:lsdException w:name="Grid Table 7 Colorful" w:uiPriority="52"/>
-    <w:lsdException w:name="Grid Table 1 Light Accent 1" w:uiPriority="46"/>
-    <w:lsdException w:name="Grid Table 2 Accent 1" w:uiPriority="47"/>
-    <w:lsdException w:name="Grid Table 3 Accent 1" w:uiPriority="48"/>
-    <w:lsdException w:name="Grid Table 4 Accent 1" w:uiPriority="49"/>
-    <w:lsdException w:name="Grid Table 5 Dark Accent 1" w:uiPriority="50"/>
-    <w:lsdException w:name="Grid Table 6 Colorful Accent 1" w:uiPriority="51"/>
-    <w:lsdException w:name="Grid Table 7 Colorful Accent 1" w:uiPriority="52"/>
-    <w:lsdException w:name="Grid Table 1 Light Accent 2" w:uiPriority="46"/>
-    <w:lsdException w:name="Grid Table 2 Accent 2" w:uiPriority="47"/>
-    <w:lsdException w:name="Grid Table 3 Accent 2" w:uiPriority="48"/>
-    <w:lsdException w:name="Grid Table 4 Accent 2" w:uiPriority="49"/>
-    <w:lsdException w:name="Grid Table 5 Dark Accent 2" w:uiPriority="50"/>
-    <w:lsdException w:name="Grid Table 6 Colorful Accent 2" w:uiPriority="51"/>
-    <w:lsdException w:name="Grid Table 7 Colorful Accent 2" w:uiPriority="52"/>
-    <w:lsdException w:name="Grid Table 1 Light Accent 3" w:uiPriority="46"/>
-    <w:lsdException w:name="Grid Table 2 Accent 3" w:uiPriority="47"/>
-    <w:lsdException w:name="Grid Table 3 Accent 3" w:uiPriority="48"/>
-    <w:lsdException w:name="Grid Table 4 Accent 3" w:uiPriority="49"/>
-    <w:lsdException w:name="Grid Table 5 Dark Accent 3" w:uiPriority="50"/>
-    <w:lsdException w:name="Grid Table 6 Colorful Accent 3" w:uiPriority="51"/>
-    <w:lsdException w:name="Grid Table 7 Colorful Accent 3" w:uiPriority="52"/>
-    <w:lsdException w:name="Grid Table 1 Light Accent 4" w:uiPriority="46"/>
-    <w:lsdException w:name="Grid Table 2 Accent 4" w:uiPriority="47"/>
-    <w:lsdException w:name="Grid Table 3 Accent 4" w:uiPriority="48"/>
-    <w:lsdException w:name="Grid Table 4 Accent 4" w:uiPriority="49"/>
-    <w:lsdException w:name="Grid Table 5 Dark Accent 4" w:uiPriority="50"/>
-    <w:lsdException w:name="Grid Table 6 Colorful Accent 4" w:uiPriority="51"/>
-    <w:lsdException w:name="Grid Table 7 Colorful Accent 4" w:uiPriority="52"/>
-    <w:lsdException w:name="Grid Table 1 Light Accent 5" w:uiPriority="46"/>
-    <w:lsdException w:name="Grid Table 2 Accent 5" w:uiPriority="47"/>
-    <w:lsdException w:name="Grid Table 3 Accent 5" w:uiPriority="48"/>
-    <w:lsdException w:name="Grid Table 4 Accent 5" w:uiPriority="49"/>
-    <w:lsdException w:name="Grid Table 5 Dark Accent 5" w:uiPriority="50"/>
-    <w:lsdException w:name="Grid Table 6 Colorful Accent 5" w:uiPriority="51"/>
-    <w:lsdException w:name="Grid Table 7 Colorful Accent 5" w:uiPriority="52"/>
-    <w:lsdException w:name="Grid Table 1 Light Accent 6" w:uiPriority="46"/>
-    <w:lsdException w:name="Grid Table 2 Accent 6" w:uiPriority="47"/>
-    <w:lsdException w:name="Grid Table 3 Accent 6" w:uiPriority="48"/>
-    <w:lsdException w:name="Grid Table 4 Accent 6" w:uiPriority="49"/>
-    <w:lsdException w:name="Grid Table 5 Dark Accent 6" w:uiPriority="50"/>
-    <w:lsdException w:name="Grid Table 6 Colorful Accent 6" w:uiPriority="51"/>
-    <w:lsdException w:name="Grid Table 7 Colorful Accent 6" w:uiPriority="52"/>
-    <w:lsdException w:name="List Table 1 Light" w:uiPriority="46"/>
-    <w:lsdException w:name="List Table 2" w:uiPriority="47"/>
-    <w:lsdException w:name="List Table 3" w:uiPriority="48"/>
-    <w:lsdException w:name="List Table 4" w:uiPriority="49"/>
-    <w:lsdException w:name="List Table 5 Dark" w:uiPriority="50"/>
-    <w:lsdException w:name="List Table 6 Colorful" w:uiPriority="51"/>
-    <w:lsdException w:name="List Table 7 Colorful" w:uiPriority="52"/>
-    <w:lsdException w:name="List Table 1 Light Accent 1" w:uiPriority="46"/>
-    <w:lsdException w:name="List Table 2 Accent 1" w:uiPriority="47"/>
-    <w:lsdException w:name="List Table 3 Accent 1" w:uiPriority="48"/>
-    <w:lsdException w:name="List Table 4 Accent 1" w:uiPriority="49"/>
-    <w:lsdException w:name="List Table 5 Dark Accent 1" w:uiPriority="50"/>
-    <w:lsdException w:name="List Table 6 Colorful Accent 1" w:uiPriority="51"/>
-    <w:lsdException w:name="List Table 7 Colorful Accent 1" w:uiPriority="52"/>
-    <w:lsdException w:name="List Table 1 Light Accent 2" w:uiPriority="46"/>
-    <w:lsdException w:name="List Table 2 Accent 2" w:uiPriority="47"/>
-    <w:lsdException w:name="List Table 3 Accent 2" w:uiPriority="48"/>
-    <w:lsdException w:name="List Table 4 Accent 2" w:uiPriority="49"/>
-    <w:lsdException w:name="List Table 5 Dark Accent 2" w:uiPriority="50"/>
-    <w:lsdException w:name="List Table 6 Colorful Accent 2" w:uiPriority="51"/>
-    <w:lsdException w:name="List Table 7 Colorful Accent 2" w:uiPriority="52"/>
-    <w:lsdException w:name="List Table 1 Light Accent 3" w:uiPriority="46"/>
-    <w:lsdException w:name="List Table 2 Accent 3" w:uiPriority="47"/>
-    <w:lsdException w:name="List Table 3 Accent 3" w:uiPriority="48"/>
-    <w:lsdException w:name="List Table 4 Accent 3" w:uiPriority="49"/>
-    <w:lsdException w:name="List Table 5 Dark Accent 3" w:uiPriority="50"/>
-    <w:lsdException w:name="List Table 6 Colorful Accent 3" w:uiPriority="51"/>
-    <w:lsdException w:name="List Table 7 Colorful Accent 3" w:uiPriority="52"/>
-    <w:lsdException w:name="List Table 1 Light Accent 4" w:uiPriority="46"/>
-    <w:lsdException w:name="List Table 2 Accent 4" w:uiPriority="47"/>
-    <w:lsdException w:name="List Table 3 Accent 4" w:uiPriority="48"/>
-    <w:lsdException w:name="List Table 4 Accent 4" w:uiPriority="49"/>
-    <w:lsdException w:name="List Table 5 Dark Accent 4" w:uiPriority="50"/>
-    <w:lsdException w:name="List Table 6 Colorful Accent 4" w:uiPriority="51"/>
-    <w:lsdException w:name="List Table 7 Colorful Accent 4" w:uiPriority="52"/>
-    <w:lsdException w:name="List Table 1 Light Accent 5" w:uiPriority="46"/>
-    <w:lsdException w:name="List Table 2 Accent 5" w:uiPriority="47"/>
-    <w:lsdException w:name="List Table 3 Accent 5" w:uiPriority="48"/>
-    <w:lsdException w:name="List Table 4 Accent 5" w:uiPriority="49"/>
-    <w:lsdException w:name="List Table 5 Dark Accent 5" w:uiPriority="50"/>
-    <w:lsdException w:name="List Table 6 Colorful Accent 5" w:uiPriority="51"/>
-    <w:lsdException w:name="List Table 7 Colorful Accent 5" w:uiPriority="52"/>
-    <w:lsdException w:name="List Table 1 Light Accent 6" w:uiPriority="46"/>
-    <w:lsdException w:name="List Table 2 Accent 6" w:uiPriority="47"/>
-    <w:lsdException w:name="List Table 3 Accent 6" w:uiPriority="48"/>
-    <w:lsdException w:name="List Table 4 Accent 6" w:uiPriority="49"/>
-    <w:lsdException w:name="List Table 5 Dark Accent 6" w:uiPriority="50"/>
-    <w:lsdException w:name="List Table 6 Colorful Accent 6" w:uiPriority="51"/>
-    <w:lsdException w:name="List Table 7 Colorful Accent 6" w:uiPriority="52"/>
-    <w:lsdException w:name="Mention" w:semiHidden="1" w:unhideWhenUsed="1"/>
-    <w:lsdException w:name="Smart Hyperlink" w:semiHidden="1" w:unhideWhenUsed="1"/>
-    <w:lsdException w:name="Hashtag" w:semiHidden="1" w:unhideWhenUsed="1"/>
-    <w:lsdException w:name="Unresolved Mention" w:semiHidden="1" w:unhideWhenUsed="1"/>
-    <w:lsdException w:name="Smart Link" w:semiHidden="1" w:unhideWhenUsed="1"/>
+  <w:latentStyles w:defLockedState="0" w:defUIPriority="99" w:defSemiHidden="1" w:defUnhideWhenUsed="1" w:defQFormat="0" w:count="267">
+    <w:lsdException w:name="Normal" w:semiHidden="0" w:uiPriority="0" w:unhideWhenUsed="0" w:qFormat="1"/>
+    <w:lsdException w:name="heading 1" w:semiHidden="0" w:uiPriority="9" w:unhideWhenUsed="0" w:qFormat="1"/>
+    <w:lsdException w:name="heading 2" w:uiPriority="9" w:qFormat="1"/>
+    <w:lsdException w:name="heading 3" w:uiPriority="9" w:qFormat="1"/>
+    <w:lsdException w:name="heading 4" w:uiPriority="9" w:qFormat="1"/>
+    <w:lsdException w:name="heading 5" w:uiPriority="9" w:qFormat="1"/>
+    <w:lsdException w:name="heading 6" w:uiPriority="9" w:qFormat="1"/>
+    <w:lsdException w:name="heading 7" w:uiPriority="9" w:qFormat="1"/>
+    <w:lsdException w:name="heading 8" w:uiPriority="9" w:qFormat="1"/>
+    <w:lsdException w:name="heading 9" w:uiPriority="9" w:qFormat="1"/>
+    <w:lsdException w:name="toc 1" w:uiPriority="39"/>
+    <w:lsdException w:name="toc 2" w:uiPriority="39"/>
+    <w:lsdException w:name="toc 3" w:uiPriority="39"/>
+    <w:lsdException w:name="toc 4" w:uiPriority="39"/>
+    <w:lsdException w:name="toc 5" w:uiPriority="39"/>
+    <w:lsdException w:name="toc 6" w:uiPriority="39"/>
+    <w:lsdException w:name="toc 7" w:uiPriority="39"/>
+    <w:lsdException w:name="toc 8" w:uiPriority="39"/>
+    <w:lsdException w:name="toc 9" w:uiPriority="39"/>
+    <w:lsdException w:name="caption" w:uiPriority="35" w:qFormat="1"/>
+    <w:lsdException w:name="Title" w:semiHidden="0" w:uiPriority="10" w:unhideWhenUsed="0" w:qFormat="1"/>
+    <w:lsdException w:name="Default Paragraph Font" w:uiPriority="1"/>
+    <w:lsdException w:name="Subtitle" w:semiHidden="0" w:uiPriority="11" w:unhideWhenUsed="0" w:qFormat="1"/>
+    <w:lsdException w:name="Strong" w:semiHidden="0" w:uiPriority="22" w:unhideWhenUsed="0" w:qFormat="1"/>
+    <w:lsdException w:name="Emphasis" w:semiHidden="0" w:uiPriority="20" w:unhideWhenUsed="0" w:qFormat="1"/>
+    <w:lsdException w:name="Normal Table" w:semiHidden="0" w:unhideWhenUsed="0"/>
+    <w:lsdException w:name="Table Web 3" w:semiHidden="0" w:unhideWhenUsed="0"/>
+    <w:lsdException w:name="Table Grid" w:semiHidden="0" w:uiPriority="59" w:unhideWhenUsed="0"/>
+    <w:lsdException w:name="Table Theme" w:semiHidden="0" w:unhideWhenUsed="0"/>
+    <w:lsdException w:name="Placeholder Text" w:unhideWhenUsed="0"/>
+    <w:lsdException w:name="No Spacing" w:semiHidden="0" w:uiPriority="1" w:unhideWhenUsed="0" w:qFormat="1"/>
+    <w:lsdException w:name="Light Shading" w:semiHidden="0" w:uiPriority="60" w:unhideWhenUsed="0"/>
+    <w:lsdException w:name="Light List" w:semiHidden="0" w:uiPriority="61" w:unhideWhenUsed="0"/>
+    <w:lsdException w:name="Light Grid" w:semiHidden="0" w:uiPriority="62" w:unhideWhenUsed="0"/>
+    <w:lsdException w:name="Medium Shading 1" w:semiHidden="0" w:uiPriority="63" w:unhideWhenUsed="0"/>
+    <w:lsdException w:name="Medium Shading 2" w:semiHidden="0" w:uiPriority="64" w:unhideWhenUsed="0"/>
+    <w:lsdException w:name="Medium List 1" w:semiHidden="0" w:uiPriority="65" w:unhideWhenUsed="0"/>
+    <w:lsdException w:name="Medium List 2" w:semiHidden="0" w:uiPriority="66" w:unhideWhenUsed="0"/>
+    <w:lsdException w:name="Medium Grid 1" w:semiHidden="0" w:uiPriority="67" w:unhideWhenUsed="0"/>
+    <w:lsdException w:name="Medium Grid 2" w:semiHidden="0" w:uiPriority="68" w:unhideWhenUsed="0"/>
+    <w:lsdException w:name="Medium Grid 3" w:semiHidden="0" w:uiPriority="69" w:unhideWhenUsed="0"/>
+    <w:lsdException w:name="Dark List" w:semiHidden="0" w:uiPriority="70" w:unhideWhenUsed="0"/>
+    <w:lsdException w:name="Colorful Shading" w:semiHidden="0" w:uiPriority="71" w:unhideWhenUsed="0"/>
+    <w:lsdException w:name="Colorful List" w:semiHidden="0" w:uiPriority="72" w:unhideWhenUsed="0"/>
+    <w:lsdException w:name="Colorful Grid" w:semiHidden="0" w:uiPriority="73" w:unhideWhenUsed="0"/>
+    <w:lsdException w:name="Light Shading Accent 1" w:semiHidden="0" w:uiPriority="60" w:unhideWhenUsed="0"/>
+    <w:lsdException w:name="Light List Accent 1" w:semiHidden="0" w:uiPriority="61" w:unhideWhenUsed="0"/>
+    <w:lsdException w:name="Light Grid Accent 1" w:semiHidden="0" w:uiPriority="62" w:unhideWhenUsed="0"/>
+    <w:lsdException w:name="Medium Shading 1 Accent 1" w:semiHidden="0" w:uiPriority="63" w:unhideWhenUsed="0"/>
+    <w:lsdException w:name="Medium Shading 2 Accent 1" w:semiHidden="0" w:uiPriority="64" w:unhideWhenUsed="0"/>
+    <w:lsdException w:name="Medium List 1 Accent 1" w:semiHidden="0" w:uiPriority="65" w:unhideWhenUsed="0"/>
+    <w:lsdException w:name="Revision" w:unhideWhenUsed="0"/>
+    <w:lsdException w:name="List Paragraph" w:semiHidden="0" w:uiPriority="34" w:unhideWhenUsed="0" w:qFormat="1"/>
+    <w:lsdException w:name="Quote" w:semiHidden="0" w:uiPriority="29" w:unhideWhenUsed="0" w:qFormat="1"/>
+    <w:lsdException w:name="Intense Quote" w:semiHidden="0" w:uiPriority="30" w:unhideWhenUsed="0" w:qFormat="1"/>
+    <w:lsdException w:name="Medium List 2 Accent 1" w:semiHidden="0" w:uiPriority="66" w:unhideWhenUsed="0"/>
+    <w:lsdException w:name="Medium Grid 1 Accent 1" w:semiHidden="0" w:uiPriority="67" w:unhideWhenUsed="0"/>
+    <w:lsdException w:name="Medium Grid 2 Accent 1" w:semiHidden="0" w:uiPriority="68" w:unhideWhenUsed="0"/>
+    <w:lsdException w:name="Medium Grid 3 Accent 1" w:semiHidden="0" w:uiPriority="69" w:unhideWhenUsed="0"/>
+    <w:lsdException w:name="Dark List Accent 1" w:semiHidden="0" w:uiPriority="70" w:unhideWhenUsed="0"/>
+    <w:lsdException w:name="Colorful Shading Accent 1" w:semiHidden="0" w:uiPriority="71" w:unhideWhenUsed="0"/>
+    <w:lsdException w:name="Colorful List Accent 1" w:semiHidden="0" w:uiPriority="72" w:unhideWhenUsed="0"/>
+    <w:lsdException w:name="Colorful Grid Accent 1" w:semiHidden="0" w:uiPriority="73" w:unhideWhenUsed="0"/>
+    <w:lsdException w:name="Light Shading Accent 2" w:semiHidden="0" w:uiPriority="60" w:unhideWhenUsed="0"/>
+    <w:lsdException w:name="Light List Accent 2" w:semiHidden="0" w:uiPriority="61" w:unhideWhenUsed="0"/>
+    <w:lsdException w:name="Light Grid Accent 2" w:semiHidden="0" w:uiPriority="62" w:unhideWhenUsed="0"/>
+    <w:lsdException w:name="Medium Shading 1 Accent 2" w:semiHidden="0" w:uiPriority="63" w:unhideWhenUsed="0"/>
+    <w:lsdException w:name="Medium Shading 2 Accent 2" w:semiHidden="0" w:uiPriority="64" w:unhideWhenUsed="0"/>
+    <w:lsdException w:name="Medium List 1 Accent 2" w:semiHidden="0" w:uiPriority="65" w:unhideWhenUsed="0"/>
+    <w:lsdException w:name="Medium List 2 Accent 2" w:semiHidden="0" w:uiPriority="66" w:unhideWhenUsed="0"/>
+    <w:lsdException w:name="Medium Grid 1 Accent 2" w:semiHidden="0" w:uiPriority="67" w:unhideWhenUsed="0"/>
+    <w:lsdException w:name="Medium Grid 2 Accent 2" w:semiHidden="0" w:uiPriority="68" w:unhideWhenUsed="0"/>
+    <w:lsdException w:name="Medium Grid 3 Accent 2" w:semiHidden="0" w:uiPriority="69" w:unhideWhenUsed="0"/>
+    <w:lsdException w:name="Dark List Accent 2" w:semiHidden="0" w:uiPriority="70" w:unhideWhenUsed="0"/>
+    <w:lsdException w:name="Colorful Shading Accent 2" w:semiHidden="0" w:uiPriority="71" w:unhideWhenUsed="0"/>
+    <w:lsdException w:name="Colorful List Accent 2" w:semiHidden="0" w:uiPriority="72" w:unhideWhenUsed="0"/>
+    <w:lsdException w:name="Colorful Grid Accent 2" w:semiHidden="0" w:uiPriority="73" w:unhideWhenUsed="0"/>
+    <w:lsdException w:name="Light Shading Accent 3" w:semiHidden="0" w:uiPriority="60" w:unhideWhenUsed="0"/>
+    <w:lsdException w:name="Light List Accent 3" w:semiHidden="0" w:uiPriority="61" w:unhideWhenUsed="0"/>
+    <w:lsdException w:name="Light Grid Accent 3" w:semiHidden="0" w:uiPriority="62" w:unhideWhenUsed="0"/>
+    <w:lsdException w:name="Medium Shading 1 Accent 3" w:semiHidden="0" w:uiPriority="63" w:unhideWhenUsed="0"/>
+    <w:lsdException w:name="Medium Shading 2 Accent 3" w:semiHidden="0" w:uiPriority="64" w:unhideWhenUsed="0"/>
+    <w:lsdException w:name="Medium List 1 Accent 3" w:semiHidden="0" w:uiPriority="65" w:unhideWhenUsed="0"/>
+    <w:lsdException w:name="Medium List 2 Accent 3" w:semiHidden="0" w:uiPriority="66" w:unhideWhenUsed="0"/>
+    <w:lsdException w:name="Medium Grid 1 Accent 3" w:semiHidden="0" w:uiPriority="67" w:unhideWhenUsed="0"/>
+    <w:lsdException w:name="Medium Grid 2 Accent 3" w:semiHidden="0" w:uiPriority="68" w:unhideWhenUsed="0"/>
+    <w:lsdException w:name="Medium Grid 3 Accent 3" w:semiHidden="0" w:uiPriority="69" w:unhideWhenUsed="0"/>
+    <w:lsdException w:name="Dark List Accent 3" w:semiHidden="0" w:uiPriority="70" w:unhideWhenUsed="0"/>
+    <w:lsdException w:name="Colorful Shading Accent 3" w:semiHidden="0" w:uiPriority="71" w:unhideWhenUsed="0"/>
+    <w:lsdException w:name="Colorful List Accent 3" w:semiHidden="0" w:uiPriority="72" w:unhideWhenUsed="0"/>
+    <w:lsdException w:name="Colorful Grid Accent 3" w:semiHidden="0" w:uiPriority="73" w:unhideWhenUsed="0"/>
+    <w:lsdException w:name="Light Shading Accent 4" w:semiHidden="0" w:uiPriority="60" w:unhideWhenUsed="0"/>
+    <w:lsdException w:name="Light List Accent 4" w:semiHidden="0" w:uiPriority="61" w:unhideWhenUsed="0"/>
+    <w:lsdException w:name="Light Grid Accent 4" w:semiHidden="0" w:uiPriority="62" w:unhideWhenUsed="0"/>
+    <w:lsdException w:name="Medium Shading 1 Accent 4" w:semiHidden="0" w:uiPriority="63" w:unhideWhenUsed="0"/>
+    <w:lsdException w:name="Medium Shading 2 Accent 4" w:semiHidden="0" w:uiPriority="64" w:unhideWhenUsed="0"/>
+    <w:lsdException w:name="Medium List 1 Accent 4" w:semiHidden="0" w:uiPriority="65" w:unhideWhenUsed="0"/>
+    <w:lsdException w:name="Medium List 2 Accent 4" w:semiHidden="0" w:uiPriority="66" w:unhideWhenUsed="0"/>
+    <w:lsdException w:name="Medium Grid 1 Accent 4" w:semiHidden="0" w:uiPriority="67" w:unhideWhenUsed="0"/>
+    <w:lsdException w:name="Medium Grid 2 Accent 4" w:semiHidden="0" w:uiPriority="68" w:unhideWhenUsed="0"/>
+    <w:lsdException w:name="Medium Grid 3 Accent 4" w:semiHidden="0" w:uiPriority="69" w:unhideWhenUsed="0"/>
+    <w:lsdException w:name="Dark List Accent 4" w:semiHidden="0" w:uiPriority="70" w:unhideWhenUsed="0"/>
+    <w:lsdException w:name="Colorful Shading Accent 4" w:semiHidden="0" w:uiPriority="71" w:unhideWhenUsed="0"/>
+    <w:lsdException w:name="Colorful List Accent 4" w:semiHidden="0" w:uiPriority="72" w:unhideWhenUsed="0"/>
+    <w:lsdException w:name="Colorful Grid Accent 4" w:semiHidden="0" w:uiPriority="73" w:unhideWhenUsed="0"/>
+    <w:lsdException w:name="Light Shading Accent 5" w:semiHidden="0" w:uiPriority="60" w:unhideWhenUsed="0"/>
+    <w:lsdException w:name="Light List Accent 5" w:semiHidden="0" w:uiPriority="61" w:unhideWhenUsed="0"/>
+    <w:lsdException w:name="Light Grid Accent 5" w:semiHidden="0" w:uiPriority="62" w:unhideWhenUsed="0"/>
+    <w:lsdException w:name="Medium Shading 1 Accent 5" w:semiHidden="0" w:uiPriority="63" w:unhideWhenUsed="0"/>
+    <w:lsdException w:name="Medium Shading 2 Accent 5" w:semiHidden="0" w:uiPriority="64" w:unhideWhenUsed="0"/>
+    <w:lsdException w:name="Medium List 1 Accent 5" w:semiHidden="0" w:uiPriority="65" w:unhideWhenUsed="0"/>
+    <w:lsdException w:name="Medium List 2 Accent 5" w:semiHidden="0" w:uiPriority="66" w:unhideWhenUsed="0"/>
+    <w:lsdException w:name="Medium Grid 1 Accent 5" w:semiHidden="0" w:uiPriority="67" w:unhideWhenUsed="0"/>
+    <w:lsdException w:name="Medium Grid 2 Accent 5" w:semiHidden="0" w:uiPriority="68" w:unhideWhenUsed="0"/>
+    <w:lsdException w:name="Medium Grid 3 Accent 5" w:semiHidden="0" w:uiPriority="69" w:unhideWhenUsed="0"/>
+    <w:lsdException w:name="Dark List Accent 5" w:semiHidden="0" w:uiPriority="70" w:unhideWhenUsed="0"/>
+    <w:lsdException w:name="Colorful Shading Accent 5" w:semiHidden="0" w:uiPriority="71" w:unhideWhenUsed="0"/>
+    <w:lsdException w:name="Colorful List Accent 5" w:semiHidden="0" w:uiPriority="72" w:unhideWhenUsed="0"/>
+    <w:lsdException w:name="Colorful Grid Accent 5" w:semiHidden="0" w:uiPriority="73" w:unhideWhenUsed="0"/>
+    <w:lsdException w:name="Light Shading Accent 6" w:semiHidden="0" w:uiPriority="60" w:unhideWhenUsed="0"/>
+    <w:lsdException w:name="Light List Accent 6" w:semiHidden="0" w:uiPriority="61" w:unhideWhenUsed="0"/>
+    <w:lsdException w:name="Light Grid Accent 6" w:semiHidden="0" w:uiPriority="62" w:unhideWhenUsed="0"/>
+    <w:lsdException w:name="Medium Shading 1 Accent 6" w:semiHidden="0" w:uiPriority="63" w:unhideWhenUsed="0"/>
+    <w:lsdException w:name="Medium Shading 2 Accent 6" w:semiHidden="0" w:uiPriority="64" w:unhideWhenUsed="0"/>
+    <w:lsdException w:name="Medium List 1 Accent 6" w:semiHidden="0" w:uiPriority="65" w:unhideWhenUsed="0"/>
+    <w:lsdException w:name="Medium List 2 Accent 6" w:semiHidden="0" w:uiPriority="66" w:unhideWhenUsed="0"/>
+    <w:lsdException w:name="Medium Grid 1 Accent 6" w:semiHidden="0" w:uiPriority="67" w:unhideWhenUsed="0"/>
+    <w:lsdException w:name="Medium Grid 2 Accent 6" w:semiHidden="0" w:uiPriority="68" w:unhideWhenUsed="0"/>
+    <w:lsdException w:name="Medium Grid 3 Accent 6" w:semiHidden="0" w:uiPriority="69" w:unhideWhenUsed="0"/>
+    <w:lsdException w:name="Dark List Accent 6" w:semiHidden="0" w:uiPriority="70" w:unhideWhenUsed="0"/>
+    <w:lsdException w:name="Colorful Shading Accent 6" w:semiHidden="0" w:uiPriority="71" w:unhideWhenUsed="0"/>
+    <w:lsdException w:name="Colorful List Accent 6" w:semiHidden="0" w:uiPriority="72" w:unhideWhenUsed="0"/>
+    <w:lsdException w:name="Colorful Grid Accent 6" w:semiHidden="0" w:uiPriority="73" w:unhideWhenUsed="0"/>
+    <w:lsdException w:name="Subtle Emphasis" w:semiHidden="0" w:uiPriority="19" w:unhideWhenUsed="0" w:qFormat="1"/>
+    <w:lsdException w:name="Intense Emphasis" w:semiHidden="0" w:uiPriority="21" w:unhideWhenUsed="0" w:qFormat="1"/>
+    <w:lsdException w:name="Subtle Reference" w:semiHidden="0" w:uiPriority="31" w:unhideWhenUsed="0" w:qFormat="1"/>
+    <w:lsdException w:name="Intense Reference" w:semiHidden="0" w:uiPriority="32" w:unhideWhenUsed="0" w:qFormat="1"/>
+    <w:lsdException w:name="Book Title" w:semiHidden="0" w:uiPriority="33" w:unhideWhenUsed="0" w:qFormat="1"/>
+    <w:lsdException w:name="Bibliography" w:uiPriority="37"/>
+    <w:lsdException w:name="TOC Heading" w:uiPriority="39" w:qFormat="1"/>
+  </w:latentStyles>
+  <w:style w:type="paragraph" w:default="1" w:styleId="a">
+    <w:name w:val="Normal"/>
+    <w:qFormat/>
+  </w:style>
+  <w:style w:type="character" w:default="1" w:styleId="a0">
+    <w:name w:val="Default Paragraph Font"/>
+    <w:uiPriority w:val="1"/>
+    <w:semiHidden/>
+    <w:unhideWhenUsed/>
+  </w:style>
+  <w:style w:type="table" w:default="1" w:styleId="a1">
+    <w:name w:val="Normal Table"/>
+    <w:uiPriority w:val="99"/>
+    <w:semiHidden/>
+    <w:unhideWhenUsed/>
+    <w:tblPr>
+      <w:tblInd w:w="0" w:type="dxa"/>
+      <w:tblCellMar>
+        <w:top w:w="0" w:type="dxa"/>
+        <w:left w:w="108" w:type="dxa"/>
+        <w:bottom w:w="0" w:type="dxa"/>
+        <w:right w:w="108" w:type="dxa"/>
+      </w:tblCellMar>
+    </w:tblPr>
+  </w:style>
+  <w:style w:type="numbering" w:default="1" w:styleId="a2">
+    <w:name w:val="No List"/>
+    <w:uiPriority w:val="99"/>
+    <w:semiHidden/>
+    <w:unhideWhenUsed/>
+  </w:style>
+  <w:style w:type="paragraph" w:styleId="a3">
+    <w:name w:val="Balloon Text"/>
+    <w:basedOn w:val="a"/>
+    <w:link w:val="a4"/>
+    <w:uiPriority w:val="99"/>
+    <w:semiHidden/>
+    <w:unhideWhenUsed/>
+    <w:rsid w:val="00BB03A9"/>
+    <w:pPr>
+      <w:spacing w:after="0" w:line="240" w:lineRule="auto"/>
+    </w:pPr>
+    <w:rPr>
+      <w:rFonts w:ascii="Tahoma" w:hAnsi="Tahoma" w:cs="Tahoma"/>
+      <w:sz w:val="16"/>
+      <w:szCs w:val="16"/>
+    </w:rPr>
+  </w:style>
+  <w:style w:type="character" w:customStyle="1" w:styleId="a4">
+    <w:name w:val="Текст выноски Знак"/>
+    <w:basedOn w:val="a0"/>
+    <w:link w:val="a3"/>
+    <w:uiPriority w:val="99"/>
+    <w:semiHidden/>
+    <w:rsid w:val="00BB03A9"/>
+    <w:rPr>
+      <w:rFonts w:ascii="Tahoma" w:hAnsi="Tahoma" w:cs="Tahoma"/>
+      <w:sz w:val="16"/>
+      <w:szCs w:val="16"/>
+    </w:rPr>
+  </w:style>
+  <w:style w:type="table" w:styleId="a5">
+    <w:name w:val="Table Grid"/>
+    <w:basedOn w:val="a1"/>
+    <w:uiPriority w:val="59"/>
+    <w:rsid w:val="00107311"/>
+    <w:pPr>
+      <w:spacing w:after="0" w:line="240" w:lineRule="auto"/>
+    </w:pPr>
+    <w:tblPr>
+      <w:tblBorders>
+        <w:top w:val="single" w:sz="4" w:space="0" w:color="auto"/>
+        <w:left w:val="single" w:sz="4" w:space="0" w:color="auto"/>
+        <w:bottom w:val="single" w:sz="4" w:space="0" w:color="auto"/>
+        <w:right w:val="single" w:sz="4" w:space="0" w:color="auto"/>
+        <w:insideH w:val="single" w:sz="4" w:space="0" w:color="auto"/>
+        <w:insideV w:val="single" w:sz="4" w:space="0" w:color="auto"/>
+      </w:tblBorders>
+    </w:tblPr>
+  </w:style>
+  <w:style w:type="paragraph" w:styleId="a6">
+    <w:name w:val="List Paragraph"/>
+    <w:basedOn w:val="a"/>
+    <w:uiPriority w:val="34"/>
+    <w:qFormat/>
+    <w:rsid w:val="00227218"/>
+    <w:pPr>
+      <w:ind w:left="720"/>
+      <w:contextualSpacing/>
+    </w:pPr>
+  </w:style>
+</w:styles>
+</file>
+
+<file path=word/stylesWithEffects.xml><?xml version="1.0" encoding="utf-8"?>
+<w:styles xmlns:wpc="http://schemas.microsoft.com/office/word/2010/wordprocessingCanvas" xmlns:mc="http://schemas.openxmlformats.org/markup-compatibility/2006" xmlns:o="urn:schemas-microsoft-com:office:office" xmlns:r="http://schemas.openxmlformats.org/officeDocument/2006/relationships" xmlns:m="http://schemas.openxmlformats.org/officeDocument/2006/math" xmlns:v="urn:schemas-microsoft-com:vml" xmlns:wp14="http://schemas.microsoft.com/office/word/2010/wordprocessingDrawing" xmlns:wp="http://schemas.openxmlformats.org/drawingml/2006/wordprocessingDrawing" xmlns:w10="urn:schemas-microsoft-com:office:word" xmlns:w="http://schemas.openxmlformats.org/wordprocessingml/2006/main" xmlns:w14="http://schemas.microsoft.com/office/word/2010/wordml" xmlns:wpg="http://schemas.microsoft.com/office/word/2010/wordprocessingGroup" xmlns:wpi="http://schemas.microsoft.com/office/word/2010/wordprocessingInk" xmlns:wne="http://schemas.microsoft.com/office/word/2006/wordml" xmlns:wps="http://schemas.microsoft.com/office/word/2010/wordprocessingShape" mc:Ignorable="w14 wp14">
+  <w:docDefaults>
+    <w:rPrDefault>
+      <w:rPr>
+        <w:rFonts w:asciiTheme="minorHAnsi" w:eastAsiaTheme="minorHAnsi" w:hAnsiTheme="minorHAnsi" w:cstheme="minorBidi"/>
+        <w:sz w:val="22"/>
+        <w:szCs w:val="22"/>
+        <w:lang w:val="ru-RU" w:eastAsia="en-US" w:bidi="ar-SA"/>
+      </w:rPr>
+    </w:rPrDefault>
+    <w:pPrDefault>
+      <w:pPr>
+        <w:spacing w:after="200" w:line="276" w:lineRule="auto"/>
+      </w:pPr>
+    </w:pPrDefault>
+  </w:docDefaults>
+  <w:latentStyles w:defLockedState="0" w:defUIPriority="99" w:defSemiHidden="1" w:defUnhideWhenUsed="1" w:defQFormat="0" w:count="267">
+    <w:lsdException w:name="Normal" w:semiHidden="0" w:uiPriority="0" w:unhideWhenUsed="0" w:qFormat="1"/>
+    <w:lsdException w:name="heading 1" w:semiHidden="0" w:uiPriority="9" w:unhideWhenUsed="0" w:qFormat="1"/>
+    <w:lsdException w:name="heading 2" w:uiPriority="9" w:qFormat="1"/>
+    <w:lsdException w:name="heading 3" w:uiPriority="9" w:qFormat="1"/>
+    <w:lsdException w:name="heading 4" w:uiPriority="9" w:qFormat="1"/>
+    <w:lsdException w:name="heading 5" w:uiPriority="9" w:qFormat="1"/>
+    <w:lsdException w:name="heading 6" w:uiPriority="9" w:qFormat="1"/>
+    <w:lsdException w:name="heading 7" w:uiPriority="9" w:qFormat="1"/>
+    <w:lsdException w:name="heading 8" w:uiPriority="9" w:qFormat="1"/>
+    <w:lsdException w:name="heading 9" w:uiPriority="9" w:qFormat="1"/>
+    <w:lsdException w:name="toc 1" w:uiPriority="39"/>
+    <w:lsdException w:name="toc 2" w:uiPriority="39"/>
+    <w:lsdException w:name="toc 3" w:uiPriority="39"/>
+    <w:lsdException w:name="toc 4" w:uiPriority="39"/>
+    <w:lsdException w:name="toc 5" w:uiPriority="39"/>
+    <w:lsdException w:name="toc 6" w:uiPriority="39"/>
+    <w:lsdException w:name="toc 7" w:uiPriority="39"/>
+    <w:lsdException w:name="toc 8" w:uiPriority="39"/>
+    <w:lsdException w:name="toc 9" w:uiPriority="39"/>
+    <w:lsdException w:name="caption" w:uiPriority="35" w:qFormat="1"/>
+    <w:lsdException w:name="Title" w:semiHidden="0" w:uiPriority="10" w:unhideWhenUsed="0" w:qFormat="1"/>
+    <w:lsdException w:name="Default Paragraph Font" w:uiPriority="1"/>
+    <w:lsdException w:name="Subtitle" w:semiHidden="0" w:uiPriority="11" w:unhideWhenUsed="0" w:qFormat="1"/>
+    <w:lsdException w:name="Strong" w:semiHidden="0" w:uiPriority="22" w:unhideWhenUsed="0" w:qFormat="1"/>
+    <w:lsdException w:name="Emphasis" w:semiHidden="0" w:uiPriority="20" w:unhideWhenUsed="0" w:qFormat="1"/>
+    <w:lsdException w:name="Normal Table" w:semiHidden="0" w:unhideWhenUsed="0"/>
+    <w:lsdException w:name="Table Web 3" w:semiHidden="0" w:unhideWhenUsed="0"/>
+    <w:lsdException w:name="Table Grid" w:semiHidden="0" w:uiPriority="59" w:unhideWhenUsed="0"/>
+    <w:lsdException w:name="Table Theme" w:semiHidden="0" w:unhideWhenUsed="0"/>
+    <w:lsdException w:name="Placeholder Text" w:unhideWhenUsed="0"/>
+    <w:lsdException w:name="No Spacing" w:semiHidden="0" w:uiPriority="1" w:unhideWhenUsed="0" w:qFormat="1"/>
+    <w:lsdException w:name="Light Shading" w:semiHidden="0" w:uiPriority="60" w:unhideWhenUsed="0"/>
+    <w:lsdException w:name="Light List" w:semiHidden="0" w:uiPriority="61" w:unhideWhenUsed="0"/>
+    <w:lsdException w:name="Light Grid" w:semiHidden="0" w:uiPriority="62" w:unhideWhenUsed="0"/>
+    <w:lsdException w:name="Medium Shading 1" w:semiHidden="0" w:uiPriority="63" w:unhideWhenUsed="0"/>
+    <w:lsdException w:name="Medium Shading 2" w:semiHidden="0" w:uiPriority="64" w:unhideWhenUsed="0"/>
+    <w:lsdException w:name="Medium List 1" w:semiHidden="0" w:uiPriority="65" w:unhideWhenUsed="0"/>
+    <w:lsdException w:name="Medium List 2" w:semiHidden="0" w:uiPriority="66" w:unhideWhenUsed="0"/>
+    <w:lsdException w:name="Medium Grid 1" w:semiHidden="0" w:uiPriority="67" w:unhideWhenUsed="0"/>
+    <w:lsdException w:name="Medium Grid 2" w:semiHidden="0" w:uiPriority="68" w:unhideWhenUsed="0"/>
+    <w:lsdException w:name="Medium Grid 3" w:semiHidden="0" w:uiPriority="69" w:unhideWhenUsed="0"/>
+    <w:lsdException w:name="Dark List" w:semiHidden="0" w:uiPriority="70" w:unhideWhenUsed="0"/>
+    <w:lsdException w:name="Colorful Shading" w:semiHidden="0" w:uiPriority="71" w:unhideWhenUsed="0"/>
+    <w:lsdException w:name="Colorful List" w:semiHidden="0" w:uiPriority="72" w:unhideWhenUsed="0"/>
+    <w:lsdException w:name="Colorful Grid" w:semiHidden="0" w:uiPriority="73" w:unhideWhenUsed="0"/>
+    <w:lsdException w:name="Light Shading Accent 1" w:semiHidden="0" w:uiPriority="60" w:unhideWhenUsed="0"/>
+    <w:lsdException w:name="Light List Accent 1" w:semiHidden="0" w:uiPriority="61" w:unhideWhenUsed="0"/>
+    <w:lsdException w:name="Light Grid Accent 1" w:semiHidden="0" w:uiPriority="62" w:unhideWhenUsed="0"/>
+    <w:lsdException w:name="Medium Shading 1 Accent 1" w:semiHidden="0" w:uiPriority="63" w:unhideWhenUsed="0"/>
+    <w:lsdException w:name="Medium Shading 2 Accent 1" w:semiHidden="0" w:uiPriority="64" w:unhideWhenUsed="0"/>
+    <w:lsdException w:name="Medium List 1 Accent 1" w:semiHidden="0" w:uiPriority="65" w:unhideWhenUsed="0"/>
+    <w:lsdException w:name="Revision" w:unhideWhenUsed="0"/>
+    <w:lsdException w:name="List Paragraph" w:semiHidden="0" w:uiPriority="34" w:unhideWhenUsed="0" w:qFormat="1"/>
+    <w:lsdException w:name="Quote" w:semiHidden="0" w:uiPriority="29" w:unhideWhenUsed="0" w:qFormat="1"/>
+    <w:lsdException w:name="Intense Quote" w:semiHidden="0" w:uiPriority="30" w:unhideWhenUsed="0" w:qFormat="1"/>
+    <w:lsdException w:name="Medium List 2 Accent 1" w:semiHidden="0" w:uiPriority="66" w:unhideWhenUsed="0"/>
+    <w:lsdException w:name="Medium Grid 1 Accent 1" w:semiHidden="0" w:uiPriority="67" w:unhideWhenUsed="0"/>
+    <w:lsdException w:name="Medium Grid 2 Accent 1" w:semiHidden="0" w:uiPriority="68" w:unhideWhenUsed="0"/>
+    <w:lsdException w:name="Medium Grid 3 Accent 1" w:semiHidden="0" w:uiPriority="69" w:unhideWhenUsed="0"/>
+    <w:lsdException w:name="Dark List Accent 1" w:semiHidden="0" w:uiPriority="70" w:unhideWhenUsed="0"/>
+    <w:lsdException w:name="Colorful Shading Accent 1" w:semiHidden="0" w:uiPriority="71" w:unhideWhenUsed="0"/>
+    <w:lsdException w:name="Colorful List Accent 1" w:semiHidden="0" w:uiPriority="72" w:unhideWhenUsed="0"/>
+    <w:lsdException w:name="Colorful Grid Accent 1" w:semiHidden="0" w:uiPriority="73" w:unhideWhenUsed="0"/>
+    <w:lsdException w:name="Light Shading Accent 2" w:semiHidden="0" w:uiPriority="60" w:unhideWhenUsed="0"/>
+    <w:lsdException w:name="Light List Accent 2" w:semiHidden="0" w:uiPriority="61" w:unhideWhenUsed="0"/>
+    <w:lsdException w:name="Light Grid Accent 2" w:semiHidden="0" w:uiPriority="62" w:unhideWhenUsed="0"/>
+    <w:lsdException w:name="Medium Shading 1 Accent 2" w:semiHidden="0" w:uiPriority="63" w:unhideWhenUsed="0"/>
+    <w:lsdException w:name="Medium Shading 2 Accent 2" w:semiHidden="0" w:uiPriority="64" w:unhideWhenUsed="0"/>
+    <w:lsdException w:name="Medium List 1 Accent 2" w:semiHidden="0" w:uiPriority="65" w:unhideWhenUsed="0"/>
+    <w:lsdException w:name="Medium List 2 Accent 2" w:semiHidden="0" w:uiPriority="66" w:unhideWhenUsed="0"/>
+    <w:lsdException w:name="Medium Grid 1 Accent 2" w:semiHidden="0" w:uiPriority="67" w:unhideWhenUsed="0"/>
+    <w:lsdException w:name="Medium Grid 2 Accent 2" w:semiHidden="0" w:uiPriority="68" w:unhideWhenUsed="0"/>
+    <w:lsdException w:name="Medium Grid 3 Accent 2" w:semiHidden="0" w:uiPriority="69" w:unhideWhenUsed="0"/>
+    <w:lsdException w:name="Dark List Accent 2" w:semiHidden="0" w:uiPriority="70" w:unhideWhenUsed="0"/>
+    <w:lsdException w:name="Colorful Shading Accent 2" w:semiHidden="0" w:uiPriority="71" w:unhideWhenUsed="0"/>
+    <w:lsdException w:name="Colorful List Accent 2" w:semiHidden="0" w:uiPriority="72" w:unhideWhenUsed="0"/>
+    <w:lsdException w:name="Colorful Grid Accent 2" w:semiHidden="0" w:uiPriority="73" w:unhideWhenUsed="0"/>
+    <w:lsdException w:name="Light Shading Accent 3" w:semiHidden="0" w:uiPriority="60" w:unhideWhenUsed="0"/>
+    <w:lsdException w:name="Light List Accent 3" w:semiHidden="0" w:uiPriority="61" w:unhideWhenUsed="0"/>
+    <w:lsdException w:name="Light Grid Accent 3" w:semiHidden="0" w:uiPriority="62" w:unhideWhenUsed="0"/>
+    <w:lsdException w:name="Medium Shading 1 Accent 3" w:semiHidden="0" w:uiPriority="63" w:unhideWhenUsed="0"/>
+    <w:lsdException w:name="Medium Shading 2 Accent 3" w:semiHidden="0" w:uiPriority="64" w:unhideWhenUsed="0"/>
+    <w:lsdException w:name="Medium List 1 Accent 3" w:semiHidden="0" w:uiPriority="65" w:unhideWhenUsed="0"/>
+    <w:lsdException w:name="Medium List 2 Accent 3" w:semiHidden="0" w:uiPriority="66" w:unhideWhenUsed="0"/>
+    <w:lsdException w:name="Medium Grid 1 Accent 3" w:semiHidden="0" w:uiPriority="67" w:unhideWhenUsed="0"/>
+    <w:lsdException w:name="Medium Grid 2 Accent 3" w:semiHidden="0" w:uiPriority="68" w:unhideWhenUsed="0"/>
+    <w:lsdException w:name="Medium Grid 3 Accent 3" w:semiHidden="0" w:uiPriority="69" w:unhideWhenUsed="0"/>
+    <w:lsdException w:name="Dark List Accent 3" w:semiHidden="0" w:uiPriority="70" w:unhideWhenUsed="0"/>
+    <w:lsdException w:name="Colorful Shading Accent 3" w:semiHidden="0" w:uiPriority="71" w:unhideWhenUsed="0"/>
+    <w:lsdException w:name="Colorful List Accent 3" w:semiHidden="0" w:uiPriority="72" w:unhideWhenUsed="0"/>
+    <w:lsdException w:name="Colorful Grid Accent 3" w:semiHidden="0" w:uiPriority="73" w:unhideWhenUsed="0"/>
+    <w:lsdException w:name="Light Shading Accent 4" w:semiHidden="0" w:uiPriority="60" w:unhideWhenUsed="0"/>
+    <w:lsdException w:name="Light List Accent 4" w:semiHidden="0" w:uiPriority="61" w:unhideWhenUsed="0"/>
+    <w:lsdException w:name="Light Grid Accent 4" w:semiHidden="0" w:uiPriority="62" w:unhideWhenUsed="0"/>
+    <w:lsdException w:name="Medium Shading 1 Accent 4" w:semiHidden="0" w:uiPriority="63" w:unhideWhenUsed="0"/>
+    <w:lsdException w:name="Medium Shading 2 Accent 4" w:semiHidden="0" w:uiPriority="64" w:unhideWhenUsed="0"/>
+    <w:lsdException w:name="Medium List 1 Accent 4" w:semiHidden="0" w:uiPriority="65" w:unhideWhenUsed="0"/>
+    <w:lsdException w:name="Medium List 2 Accent 4" w:semiHidden="0" w:uiPriority="66" w:unhideWhenUsed="0"/>
+    <w:lsdException w:name="Medium Grid 1 Accent 4" w:semiHidden="0" w:uiPriority="67" w:unhideWhenUsed="0"/>
+    <w:lsdException w:name="Medium Grid 2 Accent 4" w:semiHidden="0" w:uiPriority="68" w:unhideWhenUsed="0"/>
+    <w:lsdException w:name="Medium Grid 3 Accent 4" w:semiHidden="0" w:uiPriority="69" w:unhideWhenUsed="0"/>
+    <w:lsdException w:name="Dark List Accent 4" w:semiHidden="0" w:uiPriority="70" w:unhideWhenUsed="0"/>
+    <w:lsdException w:name="Colorful Shading Accent 4" w:semiHidden="0" w:uiPriority="71" w:unhideWhenUsed="0"/>
+    <w:lsdException w:name="Colorful List Accent 4" w:semiHidden="0" w:uiPriority="72" w:unhideWhenUsed="0"/>
+    <w:lsdException w:name="Colorful Grid Accent 4" w:semiHidden="0" w:uiPriority="73" w:unhideWhenUsed="0"/>
+    <w:lsdException w:name="Light Shading Accent 5" w:semiHidden="0" w:uiPriority="60" w:unhideWhenUsed="0"/>
+    <w:lsdException w:name="Light List Accent 5" w:semiHidden="0" w:uiPriority="61" w:unhideWhenUsed="0"/>
+    <w:lsdException w:name="Light Grid Accent 5" w:semiHidden="0" w:uiPriority="62" w:unhideWhenUsed="0"/>
+    <w:lsdException w:name="Medium Shading 1 Accent 5" w:semiHidden="0" w:uiPriority="63" w:unhideWhenUsed="0"/>
+    <w:lsdException w:name="Medium Shading 2 Accent 5" w:semiHidden="0" w:uiPriority="64" w:unhideWhenUsed="0"/>
+    <w:lsdException w:name="Medium List 1 Accent 5" w:semiHidden="0" w:uiPriority="65" w:unhideWhenUsed="0"/>
+    <w:lsdException w:name="Medium List 2 Accent 5" w:semiHidden="0" w:uiPriority="66" w:unhideWhenUsed="0"/>
+    <w:lsdException w:name="Medium Grid 1 Accent 5" w:semiHidden="0" w:uiPriority="67" w:unhideWhenUsed="0"/>
+    <w:lsdException w:name="Medium Grid 2 Accent 5" w:semiHidden="0" w:uiPriority="68" w:unhideWhenUsed="0"/>
+    <w:lsdException w:name="Medium Grid 3 Accent 5" w:semiHidden="0" w:uiPriority="69" w:unhideWhenUsed="0"/>
+    <w:lsdException w:name="Dark List Accent 5" w:semiHidden="0" w:uiPriority="70" w:unhideWhenUsed="0"/>
+    <w:lsdException w:name="Colorful Shading Accent 5" w:semiHidden="0" w:uiPriority="71" w:unhideWhenUsed="0"/>
+    <w:lsdException w:name="Colorful List Accent 5" w:semiHidden="0" w:uiPriority="72" w:unhideWhenUsed="0"/>
+    <w:lsdException w:name="Colorful Grid Accent 5" w:semiHidden="0" w:uiPriority="73" w:unhideWhenUsed="0"/>
+    <w:lsdException w:name="Light Shading Accent 6" w:semiHidden="0" w:uiPriority="60" w:unhideWhenUsed="0"/>
+    <w:lsdException w:name="Light List Accent 6" w:semiHidden="0" w:uiPriority="61" w:unhideWhenUsed="0"/>
+    <w:lsdException w:name="Light Grid Accent 6" w:semiHidden="0" w:uiPriority="62" w:unhideWhenUsed="0"/>
+    <w:lsdException w:name="Medium Shading 1 Accent 6" w:semiHidden="0" w:uiPriority="63" w:unhideWhenUsed="0"/>
+    <w:lsdException w:name="Medium Shading 2 Accent 6" w:semiHidden="0" w:uiPriority="64" w:unhideWhenUsed="0"/>
+    <w:lsdException w:name="Medium List 1 Accent 6" w:semiHidden="0" w:uiPriority="65" w:unhideWhenUsed="0"/>
+    <w:lsdException w:name="Medium List 2 Accent 6" w:semiHidden="0" w:uiPriority="66" w:unhideWhenUsed="0"/>
+    <w:lsdException w:name="Medium Grid 1 Accent 6" w:semiHidden="0" w:uiPriority="67" w:unhideWhenUsed="0"/>
+    <w:lsdException w:name="Medium Grid 2 Accent 6" w:semiHidden="0" w:uiPriority="68" w:unhideWhenUsed="0"/>
+    <w:lsdException w:name="Medium Grid 3 Accent 6" w:semiHidden="0" w:uiPriority="69" w:unhideWhenUsed="0"/>
+    <w:lsdException w:name="Dark List Accent 6" w:semiHidden="0" w:uiPriority="70" w:unhideWhenUsed="0"/>
+    <w:lsdException w:name="Colorful Shading Accent 6" w:semiHidden="0" w:uiPriority="71" w:unhideWhenUsed="0"/>
+    <w:lsdException w:name="Colorful List Accent 6" w:semiHidden="0" w:uiPriority="72" w:unhideWhenUsed="0"/>
+    <w:lsdException w:name="Colorful Grid Accent 6" w:semiHidden="0" w:uiPriority="73" w:unhideWhenUsed="0"/>
+    <w:lsdException w:name="Subtle Emphasis" w:semiHidden="0" w:uiPriority="19" w:unhideWhenUsed="0" w:qFormat="1"/>
+    <w:lsdException w:name="Intense Emphasis" w:semiHidden="0" w:uiPriority="21" w:unhideWhenUsed="0" w:qFormat="1"/>
+    <w:lsdException w:name="Subtle Reference" w:semiHidden="0" w:uiPriority="31" w:unhideWhenUsed="0" w:qFormat="1"/>
+    <w:lsdException w:name="Intense Reference" w:semiHidden="0" w:uiPriority="32" w:unhideWhenUsed="0" w:qFormat="1"/>
+    <w:lsdException w:name="Book Title" w:semiHidden="0" w:uiPriority="33" w:unhideWhenUsed="0" w:qFormat="1"/>
+    <w:lsdException w:name="Bibliography" w:uiPriority="37"/>
+    <w:lsdException w:name="TOC Heading" w:uiPriority="39" w:qFormat="1"/>
   </w:latentStyles>
   <w:style w:type="paragraph" w:default="1" w:styleId="a">
     <w:name w:val="Normal"/>
